--- a/doc/软件工程总报告.docx
+++ b/doc/软件工程总报告.docx
@@ -7,7 +7,6 @@
         <w:widowControl/>
         <w:jc w:val="center"/>
         <w:rPr>
-          <w:rFonts w:hint="eastAsia"/>
           <w:b/>
           <w:bCs/>
           <w:color w:val="000000"/>
@@ -127,6 +126,7 @@
             <w:pPr>
               <w:jc w:val="center"/>
               <w:rPr>
+                <w:rFonts w:hint="eastAsia"/>
                 <w:sz w:val="32"/>
                 <w:szCs w:val="32"/>
               </w:rPr>
@@ -151,6 +151,7 @@
             <w:pPr>
               <w:jc w:val="center"/>
               <w:rPr>
+                <w:rFonts w:hint="eastAsia"/>
                 <w:sz w:val="32"/>
                 <w:szCs w:val="32"/>
               </w:rPr>
@@ -173,6 +174,7 @@
             <w:pPr>
               <w:jc w:val="center"/>
               <w:rPr>
+                <w:rFonts w:hint="eastAsia"/>
                 <w:sz w:val="32"/>
                 <w:szCs w:val="32"/>
               </w:rPr>
@@ -197,6 +199,7 @@
             <w:pPr>
               <w:jc w:val="center"/>
               <w:rPr>
+                <w:rFonts w:hint="eastAsia"/>
                 <w:b/>
                 <w:bCs/>
                 <w:color w:val="FF0000"/>
@@ -224,6 +227,7 @@
             <w:pPr>
               <w:jc w:val="center"/>
               <w:rPr>
+                <w:rFonts w:hint="eastAsia"/>
                 <w:color w:val="FF0000"/>
                 <w:sz w:val="32"/>
                 <w:szCs w:val="32"/>
@@ -235,7 +239,7 @@
                 <w:sz w:val="32"/>
                 <w:szCs w:val="32"/>
               </w:rPr>
-              <w:t>50</w:t>
+              <w:t>25</w:t>
             </w:r>
             <w:r>
               <w:rPr>
@@ -257,6 +261,7 @@
             <w:pPr>
               <w:jc w:val="center"/>
               <w:rPr>
+                <w:rFonts w:hint="eastAsia"/>
                 <w:b/>
                 <w:bCs/>
                 <w:sz w:val="32"/>
@@ -285,6 +290,7 @@
             <w:pPr>
               <w:jc w:val="center"/>
               <w:rPr>
+                <w:rFonts w:hint="eastAsia"/>
                 <w:sz w:val="32"/>
                 <w:szCs w:val="32"/>
               </w:rPr>
@@ -295,7 +301,7 @@
                 <w:sz w:val="32"/>
                 <w:szCs w:val="32"/>
               </w:rPr>
-              <w:t>50</w:t>
+              <w:t>25</w:t>
             </w:r>
             <w:r>
               <w:rPr>
@@ -317,6 +323,7 @@
             <w:pPr>
               <w:jc w:val="center"/>
               <w:rPr>
+                <w:rFonts w:hint="eastAsia"/>
                 <w:b/>
                 <w:bCs/>
                 <w:sz w:val="32"/>
@@ -343,6 +350,7 @@
             <w:pPr>
               <w:jc w:val="center"/>
               <w:rPr>
+                <w:rFonts w:hint="eastAsia"/>
                 <w:sz w:val="32"/>
                 <w:szCs w:val="32"/>
               </w:rPr>
@@ -353,7 +361,7 @@
                 <w:sz w:val="32"/>
                 <w:szCs w:val="32"/>
               </w:rPr>
-              <w:t>0</w:t>
+              <w:t>25</w:t>
             </w:r>
             <w:r>
               <w:rPr>
@@ -375,6 +383,7 @@
             <w:pPr>
               <w:jc w:val="center"/>
               <w:rPr>
+                <w:rFonts w:hint="eastAsia"/>
                 <w:b/>
                 <w:bCs/>
                 <w:sz w:val="32"/>
@@ -401,6 +410,7 @@
             <w:pPr>
               <w:jc w:val="center"/>
               <w:rPr>
+                <w:rFonts w:hint="eastAsia"/>
                 <w:sz w:val="32"/>
                 <w:szCs w:val="32"/>
               </w:rPr>
@@ -411,7 +421,7 @@
                 <w:sz w:val="32"/>
                 <w:szCs w:val="32"/>
               </w:rPr>
-              <w:t>0</w:t>
+              <w:t>25</w:t>
             </w:r>
             <w:r>
               <w:rPr>
@@ -437,6 +447,7 @@
             <w:pPr>
               <w:jc w:val="center"/>
               <w:rPr>
+                <w:rFonts w:hint="eastAsia"/>
                 <w:sz w:val="32"/>
                 <w:szCs w:val="32"/>
               </w:rPr>
@@ -460,6 +471,7 @@
             <w:pPr>
               <w:jc w:val="center"/>
               <w:rPr>
+                <w:rFonts w:hint="eastAsia"/>
                 <w:sz w:val="32"/>
                 <w:szCs w:val="32"/>
               </w:rPr>
@@ -531,7 +543,6 @@
       <w:pPr>
         <w:widowControl/>
         <w:rPr>
-          <w:rFonts w:hint="eastAsia"/>
           <w:b/>
           <w:bCs/>
           <w:color w:val="000000"/>
@@ -548,7 +559,6 @@
         <w:spacing w:after="200"/>
         <w:jc w:val="center"/>
         <w:rPr>
-          <w:rFonts w:hint="eastAsia"/>
           <w:sz w:val="52"/>
           <w:szCs w:val="52"/>
         </w:rPr>
@@ -1416,7 +1426,7 @@
         <w:pStyle w:val="2"/>
         <w:spacing w:after="200"/>
         <w:rPr>
-          <w:rFonts w:asciiTheme="minorHAnsi" w:eastAsiaTheme="minorHAnsi" w:hAnsiTheme="minorHAnsi"/>
+          <w:rFonts w:asciiTheme="minorHAnsi" w:eastAsiaTheme="minorHAnsi" w:hAnsiTheme="minorHAnsi" w:hint="eastAsia"/>
           <w:b w:val="0"/>
           <w:bCs w:val="0"/>
         </w:rPr>
@@ -1967,9 +1977,6 @@
       <w:pPr>
         <w:pStyle w:val="3"/>
         <w:spacing w:after="200"/>
-        <w:rPr>
-          <w:rFonts w:hint="eastAsia"/>
-        </w:rPr>
       </w:pPr>
     </w:p>
     <w:tbl>
@@ -5595,34 +5602,60 @@
     </w:p>
     <w:p>
       <w:pPr>
-        <w:pBdr>
-          <w:left w:val="single" w:sz="12" w:space="8" w:color="BFBFBF"/>
-        </w:pBdr>
-        <w:spacing w:after="120"/>
-        <w:ind w:left="300"/>
-      </w:pPr>
-      <w:r>
-        <w:t>由于本文件为</w:t>
-      </w:r>
-      <w:r>
-        <w:t xml:space="preserve"> Markdown </w:t>
-      </w:r>
-      <w:r>
-        <w:t>格式，用例图以文字方式描述参与者和用例的关系，正式文档中将以</w:t>
-      </w:r>
-      <w:r>
-        <w:t xml:space="preserve"> PlantUML / draw.io </w:t>
-      </w:r>
-      <w:r>
-        <w:t>绘制并嵌入图片。</w:t>
-      </w:r>
-    </w:p>
-    <w:p>
-      <w:pPr>
         <w:spacing w:after="200"/>
       </w:pPr>
       <w:r>
-        <w:t xml:space="preserve"> </w:t>
+        <w:rPr>
+          <w:noProof/>
+        </w:rPr>
+        <w:drawing>
+          <wp:inline distT="0" distB="0" distL="0" distR="0" wp14:anchorId="438967DB" wp14:editId="76ECDBF2">
+            <wp:extent cx="5731510" cy="5798820"/>
+            <wp:effectExtent l="0" t="0" r="2540" b="0"/>
+            <wp:docPr id="1342536113" name="图片 2"/>
+            <wp:cNvGraphicFramePr>
+              <a:graphicFrameLocks xmlns:a="http://schemas.openxmlformats.org/drawingml/2006/main" noChangeAspect="1"/>
+            </wp:cNvGraphicFramePr>
+            <a:graphic xmlns:a="http://schemas.openxmlformats.org/drawingml/2006/main">
+              <a:graphicData uri="http://schemas.openxmlformats.org/drawingml/2006/picture">
+                <pic:pic xmlns:pic="http://schemas.openxmlformats.org/drawingml/2006/picture">
+                  <pic:nvPicPr>
+                    <pic:cNvPr id="0" name="Picture 3"/>
+                    <pic:cNvPicPr>
+                      <a:picLocks noChangeAspect="1" noChangeArrowheads="1"/>
+                    </pic:cNvPicPr>
+                  </pic:nvPicPr>
+                  <pic:blipFill>
+                    <a:blip r:embed="rId5">
+                      <a:extLst>
+                        <a:ext uri="{28A0092B-C50C-407E-A947-70E740481C1C}">
+                          <a14:useLocalDpi xmlns:a14="http://schemas.microsoft.com/office/drawing/2010/main" val="0"/>
+                        </a:ext>
+                      </a:extLst>
+                    </a:blip>
+                    <a:srcRect/>
+                    <a:stretch>
+                      <a:fillRect/>
+                    </a:stretch>
+                  </pic:blipFill>
+                  <pic:spPr bwMode="auto">
+                    <a:xfrm>
+                      <a:off x="0" y="0"/>
+                      <a:ext cx="5731510" cy="5798820"/>
+                    </a:xfrm>
+                    <a:prstGeom prst="rect">
+                      <a:avLst/>
+                    </a:prstGeom>
+                    <a:noFill/>
+                    <a:ln>
+                      <a:noFill/>
+                    </a:ln>
+                  </pic:spPr>
+                </pic:pic>
+              </a:graphicData>
+            </a:graphic>
+          </wp:inline>
+        </w:drawing>
       </w:r>
     </w:p>
     <w:p>
@@ -5663,6 +5696,7 @@
         <w:spacing w:after="200"/>
       </w:pPr>
       <w:r>
+        <w:lastRenderedPageBreak/>
         <w:t xml:space="preserve"> </w:t>
       </w:r>
     </w:p>
@@ -6158,7 +6192,6 @@
           </w:tcPr>
           <w:p>
             <w:r>
-              <w:lastRenderedPageBreak/>
               <w:t>UC-13</w:t>
             </w:r>
           </w:p>
@@ -6434,10 +6467,26 @@
     </w:p>
     <w:p>
       <w:pPr>
+        <w:widowControl/>
+        <w:rPr>
+          <w:b/>
+          <w:bCs/>
+          <w:color w:val="000000"/>
+          <w:sz w:val="28"/>
+          <w:szCs w:val="28"/>
+        </w:rPr>
+      </w:pPr>
+      <w:r>
+        <w:br w:type="page"/>
+      </w:r>
+    </w:p>
+    <w:p>
+      <w:pPr>
         <w:pStyle w:val="4"/>
         <w:spacing w:after="200"/>
       </w:pPr>
       <w:r>
+        <w:lastRenderedPageBreak/>
         <w:t xml:space="preserve">3.4.2 </w:t>
       </w:r>
       <w:r>
@@ -8477,80 +8526,9 @@
     </w:p>
     <w:p>
       <w:pPr>
-        <w:pStyle w:val="3"/>
-        <w:spacing w:after="200"/>
-      </w:pPr>
-      <w:r>
-        <w:t xml:space="preserve">4.4 </w:t>
-      </w:r>
-      <w:r>
-        <w:t>控制</w:t>
-      </w:r>
-    </w:p>
-    <w:p>
-      <w:pPr>
-        <w:spacing w:after="120"/>
-      </w:pPr>
-      <w:r>
-        <w:t>本系统通过</w:t>
-      </w:r>
-      <w:r>
-        <w:t>"</w:t>
-      </w:r>
-      <w:r>
-        <w:t>用户验证</w:t>
-      </w:r>
-      <w:r>
-        <w:t>"</w:t>
-      </w:r>
-      <w:r>
-        <w:t>模块进行用户登录的控制，登录后根据不同用户角色（超级管理员、教师、学生）</w:t>
-      </w:r>
-    </w:p>
-    <w:p>
-      <w:pPr>
-        <w:widowControl/>
-      </w:pPr>
-      <w:r>
-        <w:br w:type="page"/>
-      </w:r>
-    </w:p>
-    <w:p>
-      <w:pPr>
-        <w:spacing w:after="120"/>
-        <w:rPr>
-          <w:rFonts w:hint="eastAsia"/>
-        </w:rPr>
-      </w:pPr>
-      <w:r>
-        <w:lastRenderedPageBreak/>
-        <w:t>及其身份上下文（指导教师、评阅教师、组长、秘书）调用不同的功能模块，并按权限矩阵对数据和操作进行过滤与控制。</w:t>
-      </w:r>
-    </w:p>
-    <w:p>
-      <w:pPr>
-        <w:spacing w:after="120"/>
-      </w:pPr>
-      <w:r>
-        <w:t>其他模块控制情况照此描述。</w:t>
-      </w:r>
-    </w:p>
-    <w:p>
-      <w:pPr>
-        <w:spacing w:after="120"/>
-        <w:rPr>
-          <w:rFonts w:hint="eastAsia"/>
-        </w:rPr>
-      </w:pPr>
-    </w:p>
-    <w:p>
-      <w:pPr>
         <w:spacing w:after="200"/>
         <w:jc w:val="center"/>
       </w:pPr>
-      <w:r>
-        <w:t xml:space="preserve"> </w:t>
-      </w:r>
     </w:p>
     <w:p>
       <w:pPr>
@@ -8565,7 +8543,6 @@
         <w:spacing w:after="200"/>
         <w:jc w:val="center"/>
         <w:rPr>
-          <w:rFonts w:hint="eastAsia"/>
           <w:sz w:val="52"/>
           <w:szCs w:val="52"/>
         </w:rPr>
@@ -8603,16 +8580,6 @@
     </w:p>
     <w:p>
       <w:pPr>
-        <w:pStyle w:val="1"/>
-        <w:spacing w:after="200"/>
-        <w:jc w:val="center"/>
-      </w:pPr>
-      <w:r>
-        <w:t>本科生毕业设计评价系统概要设计说明书</w:t>
-      </w:r>
-    </w:p>
-    <w:p>
-      <w:pPr>
         <w:pStyle w:val="2"/>
         <w:spacing w:after="200"/>
       </w:pPr>
@@ -8666,9 +8633,6 @@
     <w:p>
       <w:pPr>
         <w:spacing w:after="120"/>
-        <w:rPr>
-          <w:rFonts w:hint="eastAsia"/>
-        </w:rPr>
       </w:pPr>
       <w:r>
         <w:t>概要设计说明书编制的目的是：说明对程序系统的设计考虑，包括程序系统的基本处理流程、程序系统的组织结构、模块划分、功能分配、接口设计、运行设计、数据结构设计和出错处理设计等，为程序的详细设计提供基础。</w:t>
@@ -8711,9 +8675,6 @@
     <w:p>
       <w:pPr>
         <w:spacing w:after="120"/>
-        <w:rPr>
-          <w:rFonts w:hint="eastAsia"/>
-        </w:rPr>
       </w:pPr>
       <w:r>
         <w:t>（</w:t>
@@ -8728,9 +8689,6 @@
     <w:p>
       <w:pPr>
         <w:spacing w:after="120"/>
-        <w:rPr>
-          <w:rFonts w:hint="eastAsia"/>
-        </w:rPr>
       </w:pPr>
       <w:r>
         <w:t>（</w:t>
@@ -8771,9 +8729,6 @@
     <w:p>
       <w:pPr>
         <w:spacing w:after="120"/>
-        <w:rPr>
-          <w:rFonts w:hint="eastAsia"/>
-        </w:rPr>
       </w:pPr>
       <w:r>
         <w:t>（</w:t>
@@ -8832,9 +8787,6 @@
     <w:p>
       <w:pPr>
         <w:spacing w:after="120"/>
-        <w:rPr>
-          <w:rFonts w:hint="eastAsia"/>
-        </w:rPr>
       </w:pPr>
       <w:r>
         <w:t>本系统的功能划分为如下几个部分。</w:t>
@@ -8843,9 +8795,6 @@
     <w:p>
       <w:pPr>
         <w:spacing w:after="120"/>
-        <w:rPr>
-          <w:rFonts w:hint="eastAsia"/>
-        </w:rPr>
       </w:pPr>
       <w:r>
         <w:t>（</w:t>
@@ -8894,27 +8843,173 @@
     <w:p>
       <w:pPr>
         <w:spacing w:after="120"/>
-        <w:rPr>
-          <w:rFonts w:hint="eastAsia"/>
-        </w:rPr>
+      </w:pPr>
+      <w:r>
+        <w:t>（</w:t>
+      </w:r>
+      <w:r>
+        <w:t>3</w:t>
+      </w:r>
+      <w:r>
+        <w:t>）指导关系管理：主要是建立指导教师与学生、评阅教师与学生之间的对应关系。</w:t>
+      </w:r>
+    </w:p>
+    <w:p>
+      <w:pPr>
+        <w:spacing w:after="120"/>
+      </w:pPr>
+      <w:r>
+        <w:t>（</w:t>
+      </w:r>
+      <w:r>
+        <w:t>4</w:t>
+      </w:r>
+      <w:r>
+        <w:t>）任务书与指导书管理：指导教师在线填写任务书和指导书，学生查看。</w:t>
+      </w:r>
+    </w:p>
+    <w:p>
+      <w:pPr>
+        <w:spacing w:after="120"/>
       </w:pPr>
       <w:r>
         <w:lastRenderedPageBreak/>
         <w:t>（</w:t>
       </w:r>
       <w:r>
+        <w:t>5</w:t>
+      </w:r>
+      <w:r>
+        <w:t>）开题环节管理：组长录入开题成绩，指导教师录入外文翻译成绩。</w:t>
+      </w:r>
+    </w:p>
+    <w:p>
+      <w:pPr>
+        <w:spacing w:after="120"/>
+      </w:pPr>
+      <w:r>
+        <w:t>（</w:t>
+      </w:r>
+      <w:r>
+        <w:t>6</w:t>
+      </w:r>
+      <w:r>
+        <w:t>）中期检查环节管理：组长录入中期检查成绩与评语。</w:t>
+      </w:r>
+    </w:p>
+    <w:p>
+      <w:pPr>
+        <w:spacing w:after="120"/>
+      </w:pPr>
+      <w:r>
+        <w:t>（</w:t>
+      </w:r>
+      <w:r>
+        <w:t>7</w:t>
+      </w:r>
+      <w:r>
+        <w:t>）评阅与指导评语管理：指导教师填写评语和建议成绩，评阅教师填写评语和成绩。</w:t>
+      </w:r>
+    </w:p>
+    <w:p>
+      <w:pPr>
+        <w:spacing w:after="120"/>
+      </w:pPr>
+      <w:r>
+        <w:t>（</w:t>
+      </w:r>
+      <w:r>
+        <w:t>8</w:t>
+      </w:r>
+      <w:r>
+        <w:t>）答辩环节管理：秘书录入答辩记录，组长录入答辩小组成绩与评语，答辩委员会评定等级和评语。</w:t>
+      </w:r>
+    </w:p>
+    <w:p>
+      <w:pPr>
+        <w:spacing w:after="120"/>
+      </w:pPr>
+      <w:r>
+        <w:t>（</w:t>
+      </w:r>
+      <w:r>
+        <w:t>9</w:t>
+      </w:r>
+      <w:r>
+        <w:t>）评价手册导出：按学生导出</w:t>
+      </w:r>
+      <w:r>
+        <w:t>"</w:t>
+      </w:r>
+      <w:r>
+        <w:t>学生姓名</w:t>
+      </w:r>
+      <w:r>
+        <w:t>.docx"</w:t>
+      </w:r>
+      <w:r>
+        <w:t>，包含全部十项内容并显示签名。</w:t>
+      </w:r>
+    </w:p>
+    <w:p>
+      <w:pPr>
+        <w:spacing w:after="120"/>
+      </w:pPr>
+      <w:r>
+        <w:t>本系统对性能的规定为：</w:t>
+      </w:r>
+    </w:p>
+    <w:p>
+      <w:pPr>
+        <w:spacing w:after="120"/>
+      </w:pPr>
+      <w:r>
+        <w:t>（</w:t>
+      </w:r>
+      <w:r>
+        <w:t>1</w:t>
+      </w:r>
+      <w:r>
+        <w:t>）系统要求输入的成绩为</w:t>
+      </w:r>
+      <w:r>
+        <w:t xml:space="preserve"> 0~100 </w:t>
+      </w:r>
+      <w:r>
+        <w:t>的数值；</w:t>
+      </w:r>
+    </w:p>
+    <w:p>
+      <w:pPr>
+        <w:spacing w:after="120"/>
+      </w:pPr>
+      <w:r>
+        <w:t>（</w:t>
+      </w:r>
+      <w:r>
+        <w:t>2</w:t>
+      </w:r>
+      <w:r>
+        <w:t>）系统的更新处理时间应该在可接受的范围内；</w:t>
+      </w:r>
+    </w:p>
+    <w:p>
+      <w:pPr>
+        <w:spacing w:after="120"/>
+      </w:pPr>
+      <w:r>
+        <w:t>（</w:t>
+      </w:r>
+      <w:r>
         <w:t>3</w:t>
       </w:r>
       <w:r>
-        <w:t>）指导关系管理：主要是建立指导教师与学生、评阅教师与学生之间的对应关系。</w:t>
+        <w:t>）系统的数据查询时间应该在可接受的范围内；</w:t>
       </w:r>
     </w:p>
     <w:p>
       <w:pPr>
         <w:spacing w:after="120"/>
-        <w:rPr>
-          <w:rFonts w:hint="eastAsia"/>
-        </w:rPr>
       </w:pPr>
       <w:r>
         <w:t>（</w:t>
@@ -8923,15 +9018,12 @@
         <w:t>4</w:t>
       </w:r>
       <w:r>
-        <w:t>）任务书与指导书管理：指导教师在线填写任务书和指导书，学生查看。</w:t>
+        <w:t>）系统的数据统计时间应该在可接受的范围内；</w:t>
       </w:r>
     </w:p>
     <w:p>
       <w:pPr>
         <w:spacing w:after="120"/>
-        <w:rPr>
-          <w:rFonts w:hint="eastAsia"/>
-        </w:rPr>
       </w:pPr>
       <w:r>
         <w:t>（</w:t>
@@ -8940,197 +9032,12 @@
         <w:t>5</w:t>
       </w:r>
       <w:r>
-        <w:t>）开题环节管理：组长录入开题成绩，指导教师录入外文翻译成绩。</w:t>
+        <w:t>）操作方式上应该能够满足鼠标和键盘任意切换的需要；</w:t>
       </w:r>
     </w:p>
     <w:p>
       <w:pPr>
         <w:spacing w:after="120"/>
-        <w:rPr>
-          <w:rFonts w:hint="eastAsia"/>
-        </w:rPr>
-      </w:pPr>
-      <w:r>
-        <w:t>（</w:t>
-      </w:r>
-      <w:r>
-        <w:t>6</w:t>
-      </w:r>
-      <w:r>
-        <w:t>）中期检查环节管理：组长录入中期检查成绩与评语。</w:t>
-      </w:r>
-    </w:p>
-    <w:p>
-      <w:pPr>
-        <w:spacing w:after="120"/>
-        <w:rPr>
-          <w:rFonts w:hint="eastAsia"/>
-        </w:rPr>
-      </w:pPr>
-      <w:r>
-        <w:t>（</w:t>
-      </w:r>
-      <w:r>
-        <w:t>7</w:t>
-      </w:r>
-      <w:r>
-        <w:t>）评阅与指导评语管理：指导教师填写评语和建议成绩，评阅教师填写评语和成绩。</w:t>
-      </w:r>
-    </w:p>
-    <w:p>
-      <w:pPr>
-        <w:spacing w:after="120"/>
-        <w:rPr>
-          <w:rFonts w:hint="eastAsia"/>
-        </w:rPr>
-      </w:pPr>
-      <w:r>
-        <w:t>（</w:t>
-      </w:r>
-      <w:r>
-        <w:t>8</w:t>
-      </w:r>
-      <w:r>
-        <w:t>）答辩环节管理：秘书录入答辩记录，组长录入答辩小组成绩与评语，答辩委员会评定等级和评语。</w:t>
-      </w:r>
-    </w:p>
-    <w:p>
-      <w:pPr>
-        <w:spacing w:after="120"/>
-        <w:rPr>
-          <w:rFonts w:hint="eastAsia"/>
-        </w:rPr>
-      </w:pPr>
-      <w:r>
-        <w:t>（</w:t>
-      </w:r>
-      <w:r>
-        <w:t>9</w:t>
-      </w:r>
-      <w:r>
-        <w:t>）评价手册导出：按学生导出</w:t>
-      </w:r>
-      <w:r>
-        <w:t>"</w:t>
-      </w:r>
-      <w:r>
-        <w:t>学生姓名</w:t>
-      </w:r>
-      <w:r>
-        <w:t>.docx"</w:t>
-      </w:r>
-      <w:r>
-        <w:t>，包含全部十项内容并显示签名。</w:t>
-      </w:r>
-    </w:p>
-    <w:p>
-      <w:pPr>
-        <w:spacing w:after="120"/>
-        <w:rPr>
-          <w:rFonts w:hint="eastAsia"/>
-        </w:rPr>
-      </w:pPr>
-      <w:r>
-        <w:t>本系统对性能的规定为：</w:t>
-      </w:r>
-    </w:p>
-    <w:p>
-      <w:pPr>
-        <w:spacing w:after="120"/>
-        <w:rPr>
-          <w:rFonts w:hint="eastAsia"/>
-        </w:rPr>
-      </w:pPr>
-      <w:r>
-        <w:t>（</w:t>
-      </w:r>
-      <w:r>
-        <w:t>1</w:t>
-      </w:r>
-      <w:r>
-        <w:t>）系统要求输入的成绩为</w:t>
-      </w:r>
-      <w:r>
-        <w:t xml:space="preserve"> 0~100 </w:t>
-      </w:r>
-      <w:r>
-        <w:t>的数值；</w:t>
-      </w:r>
-    </w:p>
-    <w:p>
-      <w:pPr>
-        <w:spacing w:after="120"/>
-        <w:rPr>
-          <w:rFonts w:hint="eastAsia"/>
-        </w:rPr>
-      </w:pPr>
-      <w:r>
-        <w:t>（</w:t>
-      </w:r>
-      <w:r>
-        <w:t>2</w:t>
-      </w:r>
-      <w:r>
-        <w:t>）系统的更新处理时间应该在可接受的范围内；</w:t>
-      </w:r>
-    </w:p>
-    <w:p>
-      <w:pPr>
-        <w:spacing w:after="120"/>
-        <w:rPr>
-          <w:rFonts w:hint="eastAsia"/>
-        </w:rPr>
-      </w:pPr>
-      <w:r>
-        <w:t>（</w:t>
-      </w:r>
-      <w:r>
-        <w:t>3</w:t>
-      </w:r>
-      <w:r>
-        <w:t>）系统的数据查询时间应该在可接受的范围内；</w:t>
-      </w:r>
-    </w:p>
-    <w:p>
-      <w:pPr>
-        <w:spacing w:after="120"/>
-        <w:rPr>
-          <w:rFonts w:hint="eastAsia"/>
-        </w:rPr>
-      </w:pPr>
-      <w:r>
-        <w:t>（</w:t>
-      </w:r>
-      <w:r>
-        <w:t>4</w:t>
-      </w:r>
-      <w:r>
-        <w:t>）系统的数据统计时间应该在可接受的范围内；</w:t>
-      </w:r>
-    </w:p>
-    <w:p>
-      <w:pPr>
-        <w:spacing w:after="120"/>
-        <w:rPr>
-          <w:rFonts w:hint="eastAsia"/>
-        </w:rPr>
-      </w:pPr>
-      <w:r>
-        <w:t>（</w:t>
-      </w:r>
-      <w:r>
-        <w:t>5</w:t>
-      </w:r>
-      <w:r>
-        <w:t>）操作方式上应该能够满足鼠标和键盘任意切换的需要；</w:t>
-      </w:r>
-    </w:p>
-    <w:p>
-      <w:pPr>
-        <w:spacing w:after="120"/>
-        <w:rPr>
-          <w:rFonts w:hint="eastAsia"/>
-        </w:rPr>
       </w:pPr>
       <w:r>
         <w:t>（</w:t>
@@ -9408,27 +9315,237 @@
         <w:spacing w:after="200"/>
       </w:pPr>
       <w:r>
+        <w:t xml:space="preserve"> </w:t>
+      </w:r>
+    </w:p>
+    <w:p>
+      <w:pPr>
+        <w:spacing w:after="120"/>
+      </w:pPr>
+    </w:p>
+    <w:p>
+      <w:pPr>
+        <w:spacing w:after="120"/>
+      </w:pPr>
+      <w:r>
         <w:lastRenderedPageBreak/>
-        <w:t xml:space="preserve"> </w:t>
+        <w:t>本系统的总体处理流程如下：</w:t>
       </w:r>
     </w:p>
     <w:p>
       <w:pPr>
         <w:spacing w:after="120"/>
+      </w:pPr>
+      <w:r>
+        <w:t>（</w:t>
+      </w:r>
+      <w:r>
+        <w:t>1</w:t>
+      </w:r>
+      <w:r>
+        <w:t>）超级管理员建立基础数据（学生、教师、班级、专业等）。</w:t>
+      </w:r>
+    </w:p>
+    <w:p>
+      <w:pPr>
+        <w:spacing w:after="120"/>
+      </w:pPr>
+      <w:r>
+        <w:t>（</w:t>
+      </w:r>
+      <w:r>
+        <w:t>2</w:t>
+      </w:r>
+      <w:r>
+        <w:t>）超级管理员进行教师分组和学生分组，并设定各环节的对应关系。</w:t>
+      </w:r>
+    </w:p>
+    <w:p>
+      <w:pPr>
+        <w:spacing w:after="120"/>
+      </w:pPr>
+      <w:r>
+        <w:t>（</w:t>
+      </w:r>
+      <w:r>
+        <w:t>3</w:t>
+      </w:r>
+      <w:r>
+        <w:t>）超级管理员设定指导教师</w:t>
+      </w:r>
+      <w:r>
+        <w:t>-</w:t>
+      </w:r>
+      <w:r>
+        <w:t>学生、评阅教师</w:t>
+      </w:r>
+      <w:r>
+        <w:t>-</w:t>
+      </w:r>
+      <w:r>
+        <w:t>学生对应关系。</w:t>
+      </w:r>
+    </w:p>
+    <w:p>
+      <w:pPr>
+        <w:spacing w:after="120"/>
+      </w:pPr>
+      <w:r>
+        <w:t>（</w:t>
+      </w:r>
+      <w:r>
+        <w:t>4</w:t>
+      </w:r>
+      <w:r>
+        <w:t>）指导教师填写任务书和指导书。</w:t>
+      </w:r>
+    </w:p>
+    <w:p>
+      <w:pPr>
+        <w:spacing w:after="120"/>
+      </w:pPr>
+      <w:r>
+        <w:t>（</w:t>
+      </w:r>
+      <w:r>
+        <w:t>5</w:t>
+      </w:r>
+      <w:r>
+        <w:t>）开题环节：组长录入开题成绩，指导教师录入外文翻译成绩。</w:t>
+      </w:r>
+    </w:p>
+    <w:p>
+      <w:pPr>
+        <w:spacing w:after="120"/>
+      </w:pPr>
+      <w:r>
+        <w:t>（</w:t>
+      </w:r>
+      <w:r>
+        <w:t>6</w:t>
+      </w:r>
+      <w:r>
+        <w:t>）中期检查环节：组长录入中期检查成绩与评语。</w:t>
+      </w:r>
+    </w:p>
+    <w:p>
+      <w:pPr>
+        <w:spacing w:after="120"/>
+      </w:pPr>
+      <w:r>
+        <w:t>（</w:t>
+      </w:r>
+      <w:r>
+        <w:t>7</w:t>
+      </w:r>
+      <w:r>
+        <w:t>）指导教师填写指导评语和建议成绩，评阅教师填写评阅评语和成绩。</w:t>
+      </w:r>
+    </w:p>
+    <w:p>
+      <w:pPr>
+        <w:spacing w:after="120"/>
+      </w:pPr>
+      <w:r>
+        <w:t>（</w:t>
+      </w:r>
+      <w:r>
+        <w:t>8</w:t>
+      </w:r>
+      <w:r>
+        <w:t>）答辩环节：秘书录入答辩记录，组长录入答辩小组成绩与评语。</w:t>
+      </w:r>
+    </w:p>
+    <w:p>
+      <w:pPr>
+        <w:spacing w:after="120"/>
+      </w:pPr>
+      <w:r>
+        <w:t>（</w:t>
+      </w:r>
+      <w:r>
+        <w:t>9</w:t>
+      </w:r>
+      <w:r>
+        <w:t>）答辩委员会（超级管理员）给出评定等级和评语。</w:t>
+      </w:r>
+    </w:p>
+    <w:p>
+      <w:pPr>
+        <w:spacing w:after="120"/>
+      </w:pPr>
+      <w:r>
+        <w:t>（</w:t>
+      </w:r>
+      <w:r>
+        <w:t>10</w:t>
+      </w:r>
+      <w:r>
+        <w:t>）所有环节结束后，导出</w:t>
+      </w:r>
+      <w:r>
+        <w:t>"</w:t>
+      </w:r>
+      <w:r>
+        <w:t>学生姓名</w:t>
+      </w:r>
+      <w:r>
+        <w:t>.docx"</w:t>
+      </w:r>
+      <w:r>
+        <w:t>评价手册。</w:t>
+      </w:r>
+    </w:p>
+    <w:p>
+      <w:pPr>
+        <w:spacing w:after="200"/>
+      </w:pPr>
+    </w:p>
+    <w:p>
+      <w:pPr>
+        <w:widowControl/>
+        <w:rPr>
+          <w:b/>
+          <w:bCs/>
+          <w:color w:val="000000"/>
+          <w:sz w:val="32"/>
+          <w:szCs w:val="32"/>
+        </w:rPr>
+      </w:pPr>
+      <w:r>
+        <w:br w:type="page"/>
+      </w:r>
+    </w:p>
+    <w:p>
+      <w:pPr>
+        <w:pStyle w:val="3"/>
+        <w:spacing w:after="200"/>
+      </w:pPr>
+      <w:r>
         <w:rPr>
           <w:rFonts w:hint="eastAsia"/>
         </w:rPr>
-      </w:pPr>
-      <w:r>
-        <w:t>本系统的总体处理流程如下：</w:t>
+        <w:lastRenderedPageBreak/>
+        <w:t>6</w:t>
+      </w:r>
+      <w:r>
+        <w:t xml:space="preserve">.4 </w:t>
+      </w:r>
+      <w:r>
+        <w:t>结构</w:t>
       </w:r>
     </w:p>
     <w:p>
       <w:pPr>
         <w:spacing w:after="120"/>
-        <w:rPr>
-          <w:rFonts w:hint="eastAsia"/>
-        </w:rPr>
+      </w:pPr>
+      <w:r>
+        <w:t>本系统的软件结构按功能划分为以下层次：</w:t>
+      </w:r>
+    </w:p>
+    <w:p>
+      <w:pPr>
+        <w:spacing w:after="120"/>
       </w:pPr>
       <w:r>
         <w:t>（</w:t>
@@ -9437,15 +9554,50 @@
         <w:t>1</w:t>
       </w:r>
       <w:r>
-        <w:t>）超级管理员建立基础数据（学生、教师、班级、专业等）。</w:t>
+        <w:t>）表示层：登录页、</w:t>
+      </w:r>
+      <w:proofErr w:type="gramStart"/>
+      <w:r>
+        <w:t>超管后台</w:t>
+      </w:r>
+      <w:proofErr w:type="gramEnd"/>
+      <w:r>
+        <w:t>（基础数据</w:t>
+      </w:r>
+      <w:r>
+        <w:t>/</w:t>
+      </w:r>
+      <w:r>
+        <w:t>分组</w:t>
+      </w:r>
+      <w:r>
+        <w:t>/</w:t>
+      </w:r>
+      <w:r>
+        <w:t>对应关系</w:t>
+      </w:r>
+      <w:r>
+        <w:t>/</w:t>
+      </w:r>
+      <w:r>
+        <w:t>答辩委员会）、教师工作台（任务书</w:t>
+      </w:r>
+      <w:r>
+        <w:t>/</w:t>
+      </w:r>
+      <w:r>
+        <w:t>指导书</w:t>
+      </w:r>
+      <w:r>
+        <w:t>/</w:t>
+      </w:r>
+      <w:r>
+        <w:t>各环节录入）、学生信息查看页、评价手册导出页。</w:t>
       </w:r>
     </w:p>
     <w:p>
       <w:pPr>
         <w:spacing w:after="120"/>
-        <w:rPr>
-          <w:rFonts w:hint="eastAsia"/>
-        </w:rPr>
       </w:pPr>
       <w:r>
         <w:t>（</w:t>
@@ -9454,281 +9606,12 @@
         <w:t>2</w:t>
       </w:r>
       <w:r>
-        <w:t>）超级管理员进行教师分组和学生分组，并设定各环节的对应关系。</w:t>
+        <w:t>）业务逻辑层：用户管理模块、基础数据管理模块、分组管理模块、指导关系管理模块、任务书管理模块、开题管理模块、中期检查管理模块、评阅管理模块、答辩管理模块、评价手册导出模块、权限校验模块。</w:t>
       </w:r>
     </w:p>
     <w:p>
       <w:pPr>
         <w:spacing w:after="120"/>
-        <w:rPr>
-          <w:rFonts w:hint="eastAsia"/>
-        </w:rPr>
-      </w:pPr>
-      <w:r>
-        <w:t>（</w:t>
-      </w:r>
-      <w:r>
-        <w:t>3</w:t>
-      </w:r>
-      <w:r>
-        <w:t>）超级管理员设定指导教师</w:t>
-      </w:r>
-      <w:r>
-        <w:t>-</w:t>
-      </w:r>
-      <w:r>
-        <w:t>学生、评阅教师</w:t>
-      </w:r>
-      <w:r>
-        <w:t>-</w:t>
-      </w:r>
-      <w:r>
-        <w:t>学生对应关系。</w:t>
-      </w:r>
-    </w:p>
-    <w:p>
-      <w:pPr>
-        <w:spacing w:after="120"/>
-        <w:rPr>
-          <w:rFonts w:hint="eastAsia"/>
-        </w:rPr>
-      </w:pPr>
-      <w:r>
-        <w:t>（</w:t>
-      </w:r>
-      <w:r>
-        <w:t>4</w:t>
-      </w:r>
-      <w:r>
-        <w:t>）指导教师填写任务书和指导书。</w:t>
-      </w:r>
-    </w:p>
-    <w:p>
-      <w:pPr>
-        <w:spacing w:after="120"/>
-        <w:rPr>
-          <w:rFonts w:hint="eastAsia"/>
-        </w:rPr>
-      </w:pPr>
-      <w:r>
-        <w:t>（</w:t>
-      </w:r>
-      <w:r>
-        <w:t>5</w:t>
-      </w:r>
-      <w:r>
-        <w:t>）开题环节：组长录入开题成绩，指导教师录入外文翻译成绩。</w:t>
-      </w:r>
-    </w:p>
-    <w:p>
-      <w:pPr>
-        <w:spacing w:after="120"/>
-        <w:rPr>
-          <w:rFonts w:hint="eastAsia"/>
-        </w:rPr>
-      </w:pPr>
-      <w:r>
-        <w:t>（</w:t>
-      </w:r>
-      <w:r>
-        <w:t>6</w:t>
-      </w:r>
-      <w:r>
-        <w:t>）中期检查环节：组长录入中期检查成绩与评语。</w:t>
-      </w:r>
-    </w:p>
-    <w:p>
-      <w:pPr>
-        <w:spacing w:after="120"/>
-        <w:rPr>
-          <w:rFonts w:hint="eastAsia"/>
-        </w:rPr>
-      </w:pPr>
-      <w:r>
-        <w:t>（</w:t>
-      </w:r>
-      <w:r>
-        <w:t>7</w:t>
-      </w:r>
-      <w:r>
-        <w:t>）指导教师填写指导评语和建议成绩，评阅教师填写评阅评语和成绩。</w:t>
-      </w:r>
-    </w:p>
-    <w:p>
-      <w:pPr>
-        <w:spacing w:after="120"/>
-        <w:rPr>
-          <w:rFonts w:hint="eastAsia"/>
-        </w:rPr>
-      </w:pPr>
-      <w:r>
-        <w:t>（</w:t>
-      </w:r>
-      <w:r>
-        <w:t>8</w:t>
-      </w:r>
-      <w:r>
-        <w:t>）答辩环节：秘书录入答辩记录，组长录入答辩小组成绩与评语。</w:t>
-      </w:r>
-    </w:p>
-    <w:p>
-      <w:pPr>
-        <w:spacing w:after="120"/>
-        <w:rPr>
-          <w:rFonts w:hint="eastAsia"/>
-        </w:rPr>
-      </w:pPr>
-      <w:r>
-        <w:t>（</w:t>
-      </w:r>
-      <w:r>
-        <w:t>9</w:t>
-      </w:r>
-      <w:r>
-        <w:t>）答辩委员会（超级管理员）给出评定等级和评语。</w:t>
-      </w:r>
-    </w:p>
-    <w:p>
-      <w:pPr>
-        <w:spacing w:after="120"/>
-        <w:rPr>
-          <w:rFonts w:hint="eastAsia"/>
-        </w:rPr>
-      </w:pPr>
-      <w:r>
-        <w:t>（</w:t>
-      </w:r>
-      <w:r>
-        <w:t>10</w:t>
-      </w:r>
-      <w:r>
-        <w:t>）所有环节结束后，导出</w:t>
-      </w:r>
-      <w:r>
-        <w:t>"</w:t>
-      </w:r>
-      <w:r>
-        <w:t>学生姓名</w:t>
-      </w:r>
-      <w:r>
-        <w:t>.docx"</w:t>
-      </w:r>
-      <w:r>
-        <w:t>评价手册。</w:t>
-      </w:r>
-    </w:p>
-    <w:p>
-      <w:pPr>
-        <w:spacing w:after="200"/>
-      </w:pPr>
-    </w:p>
-    <w:p>
-      <w:pPr>
-        <w:pStyle w:val="3"/>
-        <w:spacing w:after="200"/>
-      </w:pPr>
-      <w:r>
-        <w:rPr>
-          <w:rFonts w:hint="eastAsia"/>
-        </w:rPr>
-        <w:t>6</w:t>
-      </w:r>
-      <w:r>
-        <w:t xml:space="preserve">.4 </w:t>
-      </w:r>
-      <w:r>
-        <w:t>结构</w:t>
-      </w:r>
-    </w:p>
-    <w:p>
-      <w:pPr>
-        <w:spacing w:after="120"/>
-        <w:rPr>
-          <w:rFonts w:hint="eastAsia"/>
-        </w:rPr>
-      </w:pPr>
-      <w:r>
-        <w:t>本系统的软件结构按功能划分为以下层次：</w:t>
-      </w:r>
-    </w:p>
-    <w:p>
-      <w:pPr>
-        <w:spacing w:after="120"/>
-        <w:rPr>
-          <w:rFonts w:hint="eastAsia"/>
-        </w:rPr>
-      </w:pPr>
-      <w:r>
-        <w:t>（</w:t>
-      </w:r>
-      <w:r>
-        <w:t>1</w:t>
-      </w:r>
-      <w:r>
-        <w:t>）表示层：登录页、</w:t>
-      </w:r>
-      <w:proofErr w:type="gramStart"/>
-      <w:r>
-        <w:t>超管后台</w:t>
-      </w:r>
-      <w:proofErr w:type="gramEnd"/>
-      <w:r>
-        <w:t>（基础数据</w:t>
-      </w:r>
-      <w:r>
-        <w:t>/</w:t>
-      </w:r>
-      <w:r>
-        <w:t>分组</w:t>
-      </w:r>
-      <w:r>
-        <w:t>/</w:t>
-      </w:r>
-      <w:r>
-        <w:t>对应关系</w:t>
-      </w:r>
-      <w:r>
-        <w:t>/</w:t>
-      </w:r>
-      <w:r>
-        <w:t>答辩委员会）、教师工作台（任务书</w:t>
-      </w:r>
-      <w:r>
-        <w:t>/</w:t>
-      </w:r>
-      <w:r>
-        <w:t>指导书</w:t>
-      </w:r>
-      <w:r>
-        <w:t>/</w:t>
-      </w:r>
-      <w:r>
-        <w:t>各环节录入）、学生信息查看页、评价手册导出页。</w:t>
-      </w:r>
-    </w:p>
-    <w:p>
-      <w:pPr>
-        <w:spacing w:after="120"/>
-        <w:rPr>
-          <w:rFonts w:hint="eastAsia"/>
-        </w:rPr>
-      </w:pPr>
-      <w:r>
-        <w:t>（</w:t>
-      </w:r>
-      <w:r>
-        <w:t>2</w:t>
-      </w:r>
-      <w:r>
-        <w:t>）业务逻辑层：用户管理模块、基础数据管理模块、分组管理模块、指导关系管理模块、任务书管理模块、开题管理模块、中期检查管理模块、评阅管理模块、答辩管理模块、评价手册导出模块、权限校验模块。</w:t>
-      </w:r>
-    </w:p>
-    <w:p>
-      <w:pPr>
-        <w:spacing w:after="120"/>
-        <w:rPr>
-          <w:rFonts w:hint="eastAsia"/>
-        </w:rPr>
       </w:pPr>
       <w:r>
         <w:t>（</w:t>
@@ -9785,24 +9668,78 @@
     </w:p>
     <w:p>
       <w:pPr>
-        <w:spacing w:after="120"/>
-      </w:pPr>
-      <w:r>
-        <w:t>本系统的软件结构图参见图</w:t>
-      </w:r>
-      <w:r>
-        <w:t xml:space="preserve"> 1</w:t>
-      </w:r>
-      <w:r>
-        <w:t>，其他模块之间的关系在此不再一一说明。</w:t>
-      </w:r>
-    </w:p>
-    <w:p>
-      <w:pPr>
         <w:spacing w:after="200"/>
       </w:pPr>
       <w:r>
+        <w:rPr>
+          <w:noProof/>
+        </w:rPr>
+        <w:drawing>
+          <wp:inline distT="0" distB="0" distL="0" distR="0" wp14:anchorId="21F536C4" wp14:editId="40D3CB98">
+            <wp:extent cx="5731510" cy="4881880"/>
+            <wp:effectExtent l="0" t="0" r="2540" b="0"/>
+            <wp:docPr id="425924038" name="图片 4"/>
+            <wp:cNvGraphicFramePr>
+              <a:graphicFrameLocks xmlns:a="http://schemas.openxmlformats.org/drawingml/2006/main" noChangeAspect="1"/>
+            </wp:cNvGraphicFramePr>
+            <a:graphic xmlns:a="http://schemas.openxmlformats.org/drawingml/2006/main">
+              <a:graphicData uri="http://schemas.openxmlformats.org/drawingml/2006/picture">
+                <pic:pic xmlns:pic="http://schemas.openxmlformats.org/drawingml/2006/picture">
+                  <pic:nvPicPr>
+                    <pic:cNvPr id="0" name="Picture 7"/>
+                    <pic:cNvPicPr>
+                      <a:picLocks noChangeAspect="1" noChangeArrowheads="1"/>
+                    </pic:cNvPicPr>
+                  </pic:nvPicPr>
+                  <pic:blipFill>
+                    <a:blip r:embed="rId6">
+                      <a:extLst>
+                        <a:ext uri="{28A0092B-C50C-407E-A947-70E740481C1C}">
+                          <a14:useLocalDpi xmlns:a14="http://schemas.microsoft.com/office/drawing/2010/main" val="0"/>
+                        </a:ext>
+                      </a:extLst>
+                    </a:blip>
+                    <a:srcRect/>
+                    <a:stretch>
+                      <a:fillRect/>
+                    </a:stretch>
+                  </pic:blipFill>
+                  <pic:spPr bwMode="auto">
+                    <a:xfrm>
+                      <a:off x="0" y="0"/>
+                      <a:ext cx="5731510" cy="4881880"/>
+                    </a:xfrm>
+                    <a:prstGeom prst="rect">
+                      <a:avLst/>
+                    </a:prstGeom>
+                    <a:noFill/>
+                    <a:ln>
+                      <a:noFill/>
+                    </a:ln>
+                  </pic:spPr>
+                </pic:pic>
+              </a:graphicData>
+            </a:graphic>
+          </wp:inline>
+        </w:drawing>
+      </w:r>
+      <w:r>
         <w:t xml:space="preserve"> </w:t>
+      </w:r>
+    </w:p>
+    <w:p>
+      <w:pPr>
+        <w:widowControl/>
+        <w:rPr>
+          <w:b/>
+          <w:bCs/>
+          <w:color w:val="000000"/>
+          <w:sz w:val="32"/>
+          <w:szCs w:val="32"/>
+        </w:rPr>
+      </w:pPr>
+      <w:r>
+        <w:br w:type="page"/>
       </w:r>
     </w:p>
     <w:p>
@@ -9814,6 +9751,7 @@
         <w:rPr>
           <w:rFonts w:hint="eastAsia"/>
         </w:rPr>
+        <w:lastRenderedPageBreak/>
         <w:t>6</w:t>
       </w:r>
       <w:r>
@@ -9864,7 +9802,6 @@
         <w:spacing w:after="200"/>
       </w:pPr>
       <w:r>
-        <w:lastRenderedPageBreak/>
         <w:t xml:space="preserve"> </w:t>
       </w:r>
     </w:p>
@@ -10262,7 +10199,14 @@
         <w:spacing w:after="200"/>
       </w:pPr>
       <w:r>
-        <w:t xml:space="preserve">3 </w:t>
+        <w:rPr>
+          <w:rFonts w:hint="eastAsia"/>
+        </w:rPr>
+        <w:lastRenderedPageBreak/>
+        <w:t>7</w:t>
+      </w:r>
+      <w:r>
+        <w:t xml:space="preserve"> </w:t>
       </w:r>
       <w:r>
         <w:t>接口设计</w:t>
@@ -10274,7 +10218,13 @@
         <w:spacing w:after="200"/>
       </w:pPr>
       <w:r>
-        <w:t xml:space="preserve">3.1 </w:t>
+        <w:rPr>
+          <w:rFonts w:hint="eastAsia"/>
+        </w:rPr>
+        <w:t>7</w:t>
+      </w:r>
+      <w:r>
+        <w:t xml:space="preserve">.1 </w:t>
       </w:r>
       <w:r>
         <w:t>用户接口</w:t>
@@ -10320,8 +10270,13 @@
         <w:spacing w:after="200"/>
       </w:pPr>
       <w:r>
-        <w:lastRenderedPageBreak/>
-        <w:t xml:space="preserve">3.2 </w:t>
+        <w:rPr>
+          <w:rFonts w:hint="eastAsia"/>
+        </w:rPr>
+        <w:t>7</w:t>
+      </w:r>
+      <w:r>
+        <w:t xml:space="preserve">.2 </w:t>
       </w:r>
       <w:r>
         <w:t>外部接口</w:t>
@@ -10397,7 +10352,13 @@
         <w:spacing w:after="200"/>
       </w:pPr>
       <w:r>
-        <w:t xml:space="preserve">3.3 </w:t>
+        <w:rPr>
+          <w:rFonts w:hint="eastAsia"/>
+        </w:rPr>
+        <w:t>7</w:t>
+      </w:r>
+      <w:r>
+        <w:t xml:space="preserve">.3 </w:t>
       </w:r>
       <w:r>
         <w:t>内部接口</w:t>
@@ -10496,7 +10457,13 @@
         <w:spacing w:after="200"/>
       </w:pPr>
       <w:r>
-        <w:t xml:space="preserve">4 </w:t>
+        <w:rPr>
+          <w:rFonts w:hint="eastAsia"/>
+        </w:rPr>
+        <w:t>8</w:t>
+      </w:r>
+      <w:r>
+        <w:t xml:space="preserve"> </w:t>
       </w:r>
       <w:r>
         <w:t>运行设计</w:t>
@@ -10508,7 +10475,13 @@
         <w:spacing w:after="200"/>
       </w:pPr>
       <w:r>
-        <w:t xml:space="preserve">4.1 </w:t>
+        <w:rPr>
+          <w:rFonts w:hint="eastAsia"/>
+        </w:rPr>
+        <w:t>8</w:t>
+      </w:r>
+      <w:r>
+        <w:t xml:space="preserve">.1 </w:t>
       </w:r>
       <w:r>
         <w:t>运行模块组合</w:t>
@@ -10554,7 +10527,13 @@
         <w:spacing w:after="200"/>
       </w:pPr>
       <w:r>
-        <w:t xml:space="preserve">4.2 </w:t>
+        <w:rPr>
+          <w:rFonts w:hint="eastAsia"/>
+        </w:rPr>
+        <w:t>8</w:t>
+      </w:r>
+      <w:r>
+        <w:t xml:space="preserve">.2 </w:t>
       </w:r>
       <w:r>
         <w:t>运行控制</w:t>
@@ -10565,7 +10544,11 @@
         <w:spacing w:after="120"/>
       </w:pPr>
       <w:r>
-        <w:t>超级管理员对系统的其他用户设置系统功能的访问权限，并根据分组关系自动判定教师的身份上下文，这样权限受限的用户就只能访问部分系统模块。环节间存在严格先后次序，前一环节未完成不能进入下一环节，由系统自动控制。更多的描述不再一一列出。</w:t>
+        <w:t>超级管理员对系统的其他用户设置系统功能的访问权限，并根据分组关系自动判定教师的身份上下文，这样权限受限的用户就只能访问部分系统模块。环节间存在严格先</w:t>
+      </w:r>
+      <w:r>
+        <w:lastRenderedPageBreak/>
+        <w:t>后次序，前一环节未完成不能进入下一环节，由系统自动控制。更多的描述不再一一列出。</w:t>
       </w:r>
     </w:p>
     <w:p>
@@ -10582,7 +10565,13 @@
         <w:spacing w:after="200"/>
       </w:pPr>
       <w:r>
-        <w:t xml:space="preserve">4.3 </w:t>
+        <w:rPr>
+          <w:rFonts w:hint="eastAsia"/>
+        </w:rPr>
+        <w:t>8</w:t>
+      </w:r>
+      <w:r>
+        <w:t xml:space="preserve">.3 </w:t>
       </w:r>
       <w:r>
         <w:t>运行时间</w:t>
@@ -10625,8 +10614,13 @@
         <w:spacing w:after="200"/>
       </w:pPr>
       <w:r>
-        <w:lastRenderedPageBreak/>
-        <w:t xml:space="preserve">5 </w:t>
+        <w:rPr>
+          <w:rFonts w:hint="eastAsia"/>
+        </w:rPr>
+        <w:t>9</w:t>
+      </w:r>
+      <w:r>
+        <w:t xml:space="preserve"> </w:t>
       </w:r>
       <w:r>
         <w:t>系统数据结构设计</w:t>
@@ -10636,9 +10630,18 @@
       <w:pPr>
         <w:pStyle w:val="3"/>
         <w:spacing w:after="200"/>
-      </w:pPr>
-      <w:r>
-        <w:t xml:space="preserve">5.1 </w:t>
+        <w:rPr>
+          <w:rFonts w:hint="eastAsia"/>
+        </w:rPr>
+      </w:pPr>
+      <w:r>
+        <w:rPr>
+          <w:rFonts w:hint="eastAsia"/>
+        </w:rPr>
+        <w:t>9</w:t>
+      </w:r>
+      <w:r>
+        <w:t xml:space="preserve">.1 </w:t>
       </w:r>
       <w:r>
         <w:t>逻辑结构设计要点</w:t>
@@ -10647,9 +10650,162 @@
     <w:p>
       <w:pPr>
         <w:spacing w:after="120"/>
-      </w:pPr>
-      <w:r>
-        <w:t>本系统的主要实体包括：学生、教师、超级管理员、教师组、学生组、组对应关系、指导关系、评阅关系、任务书、指导书、开题成绩、外文翻译成绩、中期检查、指导评语、评阅评语、答辩记录、答辩小组成绩、答辩委员会评定、操作日志等。</w:t>
+        <w:rPr>
+          <w:rFonts w:hint="eastAsia"/>
+        </w:rPr>
+      </w:pPr>
+      <w:r>
+        <w:t>实体间的主要关系为：</w:t>
+      </w:r>
+    </w:p>
+    <w:p>
+      <w:pPr>
+        <w:spacing w:after="120"/>
+        <w:rPr>
+          <w:rFonts w:hint="eastAsia"/>
+        </w:rPr>
+      </w:pPr>
+      <w:r>
+        <w:t>（</w:t>
+      </w:r>
+      <w:r>
+        <w:t>1</w:t>
+      </w:r>
+      <w:r>
+        <w:t>）一名教师可指导多名学生，一名学生只有一名指导教师（</w:t>
+      </w:r>
+      <w:r>
+        <w:t>1:n</w:t>
+      </w:r>
+      <w:r>
+        <w:t>）。</w:t>
+      </w:r>
+    </w:p>
+    <w:p>
+      <w:pPr>
+        <w:spacing w:after="120"/>
+        <w:rPr>
+          <w:rFonts w:hint="eastAsia"/>
+        </w:rPr>
+      </w:pPr>
+      <w:r>
+        <w:t>（</w:t>
+      </w:r>
+      <w:r>
+        <w:t>2</w:t>
+      </w:r>
+      <w:r>
+        <w:t>）一名教师可评阅多名学生，一名学生只有一名评阅教师（</w:t>
+      </w:r>
+      <w:r>
+        <w:t>1:n</w:t>
+      </w:r>
+      <w:r>
+        <w:t>），且评阅教师</w:t>
+      </w:r>
+      <w:r>
+        <w:t xml:space="preserve"> ≠ </w:t>
+      </w:r>
+      <w:r>
+        <w:t>指导教师。</w:t>
+      </w:r>
+    </w:p>
+    <w:p>
+      <w:pPr>
+        <w:spacing w:after="120"/>
+        <w:rPr>
+          <w:rFonts w:hint="eastAsia"/>
+        </w:rPr>
+      </w:pPr>
+      <w:r>
+        <w:t>（</w:t>
+      </w:r>
+      <w:r>
+        <w:t>3</w:t>
+      </w:r>
+      <w:r>
+        <w:t>）一个教师组包含</w:t>
+      </w:r>
+      <w:r>
+        <w:t xml:space="preserve"> 3 </w:t>
+      </w:r>
+      <w:r>
+        <w:t>名教师（</w:t>
+      </w:r>
+      <w:r>
+        <w:t xml:space="preserve">1 </w:t>
+      </w:r>
+      <w:r>
+        <w:t>名组长、</w:t>
+      </w:r>
+      <w:r>
+        <w:t xml:space="preserve">1 </w:t>
+      </w:r>
+      <w:r>
+        <w:t>名秘书、</w:t>
+      </w:r>
+      <w:r>
+        <w:t xml:space="preserve">1 </w:t>
+      </w:r>
+      <w:r>
+        <w:t>名普通成员）。</w:t>
+      </w:r>
+    </w:p>
+    <w:p>
+      <w:pPr>
+        <w:spacing w:after="120"/>
+        <w:rPr>
+          <w:rFonts w:hint="eastAsia"/>
+        </w:rPr>
+      </w:pPr>
+      <w:r>
+        <w:t>（</w:t>
+      </w:r>
+      <w:r>
+        <w:t>4</w:t>
+      </w:r>
+      <w:r>
+        <w:t>）一个学生组包含多名学生。</w:t>
+      </w:r>
+    </w:p>
+    <w:p>
+      <w:pPr>
+        <w:spacing w:after="120"/>
+        <w:rPr>
+          <w:rFonts w:hint="eastAsia"/>
+        </w:rPr>
+      </w:pPr>
+      <w:r>
+        <w:t>（</w:t>
+      </w:r>
+      <w:r>
+        <w:t>5</w:t>
+      </w:r>
+      <w:r>
+        <w:t>）每个环节中，教师组与学生组一一对应。</w:t>
+      </w:r>
+    </w:p>
+    <w:p>
+      <w:pPr>
+        <w:spacing w:after="120"/>
+        <w:rPr>
+          <w:rFonts w:hint="eastAsia"/>
+        </w:rPr>
+      </w:pPr>
+      <w:r>
+        <w:t>（</w:t>
+      </w:r>
+      <w:r>
+        <w:t>6</w:t>
+      </w:r>
+      <w:r>
+        <w:t>）一名学生在每个环节中有一条成绩</w:t>
+      </w:r>
+      <w:r>
+        <w:t>/</w:t>
+      </w:r>
+      <w:r>
+        <w:t>评语记录。</w:t>
       </w:r>
     </w:p>
     <w:p>
@@ -10657,225 +10813,81 @@
         <w:spacing w:after="200"/>
       </w:pPr>
       <w:r>
-        <w:t xml:space="preserve"> </w:t>
-      </w:r>
-    </w:p>
-    <w:p>
-      <w:pPr>
-        <w:spacing w:after="120"/>
-      </w:pPr>
-      <w:r>
-        <w:t>实体间的主要关系为：</w:t>
+        <w:t>E</w:t>
+      </w:r>
+      <w:r>
+        <w:rPr>
+          <w:rFonts w:hint="eastAsia"/>
+        </w:rPr>
+        <w:t>r</w:t>
+      </w:r>
+      <w:r>
+        <w:rPr>
+          <w:rFonts w:hint="eastAsia"/>
+        </w:rPr>
+        <w:t>图：</w:t>
       </w:r>
     </w:p>
     <w:p>
       <w:pPr>
         <w:spacing w:after="200"/>
-      </w:pPr>
-      <w:r>
-        <w:t xml:space="preserve"> </w:t>
-      </w:r>
-    </w:p>
-    <w:p>
-      <w:pPr>
-        <w:spacing w:after="120"/>
-      </w:pPr>
-      <w:r>
-        <w:t>（</w:t>
-      </w:r>
-      <w:r>
-        <w:t>1</w:t>
-      </w:r>
-      <w:r>
-        <w:t>）一名教师可指导多名学生，一名学生只有一名指导教师（</w:t>
-      </w:r>
-      <w:r>
-        <w:t>1:n</w:t>
-      </w:r>
-      <w:r>
-        <w:t>）。</w:t>
-      </w:r>
-    </w:p>
-    <w:p>
-      <w:pPr>
-        <w:spacing w:after="200"/>
-      </w:pPr>
-      <w:r>
-        <w:t xml:space="preserve"> </w:t>
-      </w:r>
-    </w:p>
-    <w:p>
-      <w:pPr>
-        <w:spacing w:after="120"/>
-      </w:pPr>
-      <w:r>
-        <w:t>（</w:t>
-      </w:r>
-      <w:r>
-        <w:t>2</w:t>
-      </w:r>
-      <w:r>
-        <w:t>）一名教师可评阅多名学生，一名学生只有一名评阅教师（</w:t>
-      </w:r>
-      <w:r>
-        <w:t>1:n</w:t>
-      </w:r>
-      <w:r>
-        <w:t>），且评阅教师</w:t>
-      </w:r>
-      <w:r>
-        <w:t xml:space="preserve"> ≠ </w:t>
-      </w:r>
-      <w:r>
-        <w:t>指导教师。</w:t>
-      </w:r>
-    </w:p>
-    <w:p>
-      <w:pPr>
-        <w:spacing w:after="200"/>
-      </w:pPr>
-      <w:r>
-        <w:t xml:space="preserve"> </w:t>
-      </w:r>
-    </w:p>
-    <w:p>
-      <w:pPr>
-        <w:spacing w:after="120"/>
-      </w:pPr>
-      <w:r>
-        <w:t>（</w:t>
-      </w:r>
-      <w:r>
-        <w:t>3</w:t>
-      </w:r>
-      <w:r>
-        <w:t>）一个教师组包含</w:t>
-      </w:r>
-      <w:r>
-        <w:t xml:space="preserve"> 3 </w:t>
-      </w:r>
-      <w:r>
-        <w:t>名教师（</w:t>
-      </w:r>
-      <w:r>
-        <w:t xml:space="preserve">1 </w:t>
-      </w:r>
-      <w:r>
-        <w:t>名组长、</w:t>
-      </w:r>
-      <w:r>
-        <w:t xml:space="preserve">1 </w:t>
-      </w:r>
-      <w:r>
-        <w:t>名秘书、</w:t>
-      </w:r>
-      <w:r>
-        <w:t xml:space="preserve">1 </w:t>
-      </w:r>
-      <w:r>
-        <w:t>名普通成员）。</w:t>
-      </w:r>
-    </w:p>
-    <w:p>
-      <w:pPr>
-        <w:spacing w:after="200"/>
-      </w:pPr>
-      <w:r>
-        <w:t xml:space="preserve"> </w:t>
-      </w:r>
-    </w:p>
-    <w:p>
-      <w:pPr>
-        <w:spacing w:after="120"/>
-      </w:pPr>
-      <w:r>
-        <w:t>（</w:t>
-      </w:r>
-      <w:r>
-        <w:t>4</w:t>
-      </w:r>
-      <w:r>
-        <w:t>）一个学生组包含多名学生。</w:t>
-      </w:r>
-    </w:p>
-    <w:p>
-      <w:pPr>
-        <w:spacing w:after="200"/>
-      </w:pPr>
-      <w:r>
-        <w:t xml:space="preserve"> </w:t>
-      </w:r>
-    </w:p>
-    <w:p>
-      <w:pPr>
-        <w:spacing w:after="120"/>
-      </w:pPr>
-      <w:r>
-        <w:t>（</w:t>
-      </w:r>
-      <w:r>
-        <w:t>5</w:t>
-      </w:r>
-      <w:r>
-        <w:t>）每个环节中，教师组与学生组一一对应。</w:t>
-      </w:r>
-    </w:p>
-    <w:p>
-      <w:pPr>
-        <w:spacing w:after="200"/>
-      </w:pPr>
-      <w:r>
-        <w:t xml:space="preserve"> </w:t>
-      </w:r>
-    </w:p>
-    <w:p>
-      <w:pPr>
-        <w:spacing w:after="120"/>
-      </w:pPr>
-      <w:r>
-        <w:t>（</w:t>
-      </w:r>
-      <w:r>
-        <w:t>6</w:t>
-      </w:r>
-      <w:r>
-        <w:t>）一名学生在每个环节中有一条成绩</w:t>
-      </w:r>
-      <w:r>
-        <w:t>/</w:t>
-      </w:r>
-      <w:r>
-        <w:t>评语记录。</w:t>
-      </w:r>
-    </w:p>
-    <w:p>
-      <w:pPr>
-        <w:spacing w:after="200"/>
-      </w:pPr>
-      <w:r>
-        <w:t xml:space="preserve"> </w:t>
-      </w:r>
-    </w:p>
-    <w:p>
-      <w:pPr>
-        <w:spacing w:after="120"/>
-      </w:pPr>
-      <w:r>
-        <w:t>详细的</w:t>
-      </w:r>
-      <w:r>
-        <w:t xml:space="preserve"> E-R </w:t>
-      </w:r>
-      <w:r>
-        <w:t>图与逻辑结构设计参见本书数据库设计部分。</w:t>
-      </w:r>
-    </w:p>
-    <w:p>
-      <w:pPr>
-        <w:spacing w:after="200"/>
-      </w:pPr>
-      <w:r>
-        <w:t xml:space="preserve"> </w:t>
+        <w:rPr>
+          <w:rFonts w:hint="eastAsia"/>
+        </w:rPr>
+      </w:pPr>
+      <w:r>
+        <w:rPr>
+          <w:noProof/>
+        </w:rPr>
+        <w:lastRenderedPageBreak/>
+        <w:drawing>
+          <wp:inline distT="0" distB="0" distL="0" distR="0" wp14:anchorId="25D16F8F" wp14:editId="52AFD7C0">
+            <wp:extent cx="4364094" cy="5238750"/>
+            <wp:effectExtent l="0" t="0" r="0" b="0"/>
+            <wp:docPr id="1085097964" name="图片 3"/>
+            <wp:cNvGraphicFramePr>
+              <a:graphicFrameLocks xmlns:a="http://schemas.openxmlformats.org/drawingml/2006/main" noChangeAspect="1"/>
+            </wp:cNvGraphicFramePr>
+            <a:graphic xmlns:a="http://schemas.openxmlformats.org/drawingml/2006/main">
+              <a:graphicData uri="http://schemas.openxmlformats.org/drawingml/2006/picture">
+                <pic:pic xmlns:pic="http://schemas.openxmlformats.org/drawingml/2006/picture">
+                  <pic:nvPicPr>
+                    <pic:cNvPr id="0" name="Picture 5"/>
+                    <pic:cNvPicPr>
+                      <a:picLocks noChangeAspect="1" noChangeArrowheads="1"/>
+                    </pic:cNvPicPr>
+                  </pic:nvPicPr>
+                  <pic:blipFill>
+                    <a:blip r:embed="rId7" cstate="print">
+                      <a:extLst>
+                        <a:ext uri="{28A0092B-C50C-407E-A947-70E740481C1C}">
+                          <a14:useLocalDpi xmlns:a14="http://schemas.microsoft.com/office/drawing/2010/main" val="0"/>
+                        </a:ext>
+                      </a:extLst>
+                    </a:blip>
+                    <a:srcRect/>
+                    <a:stretch>
+                      <a:fillRect/>
+                    </a:stretch>
+                  </pic:blipFill>
+                  <pic:spPr bwMode="auto">
+                    <a:xfrm>
+                      <a:off x="0" y="0"/>
+                      <a:ext cx="4368919" cy="5244543"/>
+                    </a:xfrm>
+                    <a:prstGeom prst="rect">
+                      <a:avLst/>
+                    </a:prstGeom>
+                    <a:noFill/>
+                    <a:ln>
+                      <a:noFill/>
+                    </a:ln>
+                  </pic:spPr>
+                </pic:pic>
+              </a:graphicData>
+            </a:graphic>
+          </wp:inline>
+        </w:drawing>
       </w:r>
     </w:p>
     <w:p>
@@ -10884,7 +10896,13 @@
         <w:spacing w:after="200"/>
       </w:pPr>
       <w:r>
-        <w:t xml:space="preserve">5.2 </w:t>
+        <w:rPr>
+          <w:rFonts w:hint="eastAsia"/>
+        </w:rPr>
+        <w:t>9</w:t>
+      </w:r>
+      <w:r>
+        <w:t xml:space="preserve">.2 </w:t>
       </w:r>
       <w:r>
         <w:t>物理结构设计要点</w:t>
@@ -10945,7 +10963,6 @@
         <w:spacing w:after="120"/>
       </w:pPr>
       <w:r>
-        <w:lastRenderedPageBreak/>
         <w:t>数据库表设计如下，共</w:t>
       </w:r>
       <w:r>
@@ -10969,7 +10986,13 @@
         <w:spacing w:after="200"/>
       </w:pPr>
       <w:r>
-        <w:t xml:space="preserve">5.2.1 </w:t>
+        <w:rPr>
+          <w:rFonts w:hint="eastAsia"/>
+        </w:rPr>
+        <w:t>9</w:t>
+      </w:r>
+      <w:r>
+        <w:t xml:space="preserve">.2.1 </w:t>
       </w:r>
       <w:r>
         <w:t>用户表</w:t>
@@ -11020,6 +11043,7 @@
         <w:spacing w:after="200"/>
       </w:pPr>
       <w:r>
+        <w:lastRenderedPageBreak/>
         <w:t xml:space="preserve"> </w:t>
       </w:r>
     </w:p>
@@ -12196,7 +12220,6 @@
           </w:tcPr>
           <w:p>
             <w:r>
-              <w:lastRenderedPageBreak/>
               <w:t>gender</w:t>
             </w:r>
           </w:p>
@@ -12411,6 +12434,7 @@
           </w:tcPr>
           <w:p>
             <w:r>
+              <w:lastRenderedPageBreak/>
               <w:t>student_group_id</w:t>
             </w:r>
           </w:p>
@@ -12673,7 +12697,13 @@
         <w:spacing w:after="200"/>
       </w:pPr>
       <w:r>
-        <w:t xml:space="preserve">5.2.2 </w:t>
+        <w:rPr>
+          <w:rFonts w:hint="eastAsia"/>
+        </w:rPr>
+        <w:t>9</w:t>
+      </w:r>
+      <w:r>
+        <w:t xml:space="preserve">.2.2 </w:t>
       </w:r>
       <w:r>
         <w:t>分组与对应关系表</w:t>
@@ -13273,7 +13303,6 @@
                 <w:b/>
                 <w:bCs/>
               </w:rPr>
-              <w:lastRenderedPageBreak/>
               <w:t>字段名</w:t>
             </w:r>
           </w:p>
@@ -13458,6 +13487,7 @@
           </w:tcPr>
           <w:p>
             <w:r>
+              <w:lastRenderedPageBreak/>
               <w:t>teacher_group_id</w:t>
             </w:r>
           </w:p>
@@ -13576,7 +13606,13 @@
         <w:spacing w:after="200"/>
       </w:pPr>
       <w:r>
-        <w:t xml:space="preserve">5.2.3 </w:t>
+        <w:rPr>
+          <w:rFonts w:hint="eastAsia"/>
+        </w:rPr>
+        <w:t>9</w:t>
+      </w:r>
+      <w:r>
+        <w:t xml:space="preserve">.2.3 </w:t>
       </w:r>
       <w:r>
         <w:t>师生关系表</w:t>
@@ -14049,7 +14085,13 @@
         <w:spacing w:after="200"/>
       </w:pPr>
       <w:r>
-        <w:t xml:space="preserve">5.2.4 </w:t>
+        <w:rPr>
+          <w:rFonts w:hint="eastAsia"/>
+        </w:rPr>
+        <w:t>9</w:t>
+      </w:r>
+      <w:r>
+        <w:t xml:space="preserve">.2.4 </w:t>
       </w:r>
       <w:r>
         <w:t>文档表</w:t>
@@ -14316,7 +14358,6 @@
           </w:tcPr>
           <w:p>
             <w:r>
-              <w:lastRenderedPageBreak/>
               <w:t>doc_type</w:t>
             </w:r>
           </w:p>
@@ -14479,7 +14520,11 @@
               <w:t>A.</w:t>
             </w:r>
             <w:r>
-              <w:t>工程设计</w:t>
+              <w:t>工</w:t>
+            </w:r>
+            <w:r>
+              <w:lastRenderedPageBreak/>
+              <w:t>程设计</w:t>
             </w:r>
             <w:r>
               <w:t xml:space="preserve"> B.</w:t>
@@ -14509,6 +14554,7 @@
           </w:tcPr>
           <w:p>
             <w:r>
+              <w:lastRenderedPageBreak/>
               <w:t>subject_type</w:t>
             </w:r>
           </w:p>
@@ -15111,7 +15157,13 @@
         <w:spacing w:after="200"/>
       </w:pPr>
       <w:r>
-        <w:t xml:space="preserve">5.2.5 </w:t>
+        <w:rPr>
+          <w:rFonts w:hint="eastAsia"/>
+        </w:rPr>
+        <w:t>9</w:t>
+      </w:r>
+      <w:r>
+        <w:t xml:space="preserve">.2.5 </w:t>
       </w:r>
       <w:r>
         <w:t>评价记录表</w:t>
@@ -15326,7 +15378,6 @@
           </w:tcPr>
           <w:p>
             <w:r>
-              <w:lastRenderedPageBreak/>
               <w:t>student_no</w:t>
             </w:r>
           </w:p>
@@ -15482,6 +15533,7 @@
               <w:t>各分项得分以逗号分隔，如</w:t>
             </w:r>
             <w:r>
+              <w:lastRenderedPageBreak/>
               <w:t>"4,3,4"</w:t>
             </w:r>
             <w:r>
@@ -15497,6 +15549,7 @@
           </w:tcPr>
           <w:p>
             <w:r>
+              <w:lastRenderedPageBreak/>
               <w:t>score</w:t>
             </w:r>
           </w:p>
@@ -16340,7 +16393,6 @@
           </w:tcPr>
           <w:p>
             <w:r>
-              <w:lastRenderedPageBreak/>
               <w:t>评阅评语</w:t>
             </w:r>
           </w:p>
@@ -16417,6 +16469,7 @@
           </w:tcPr>
           <w:p>
             <w:r>
+              <w:lastRenderedPageBreak/>
               <w:t>答辩记录</w:t>
             </w:r>
           </w:p>
@@ -16806,7 +16859,13 @@
         <w:spacing w:after="200"/>
       </w:pPr>
       <w:r>
-        <w:t xml:space="preserve">5.2.6 </w:t>
+        <w:rPr>
+          <w:rFonts w:hint="eastAsia"/>
+        </w:rPr>
+        <w:t>9</w:t>
+      </w:r>
+      <w:r>
+        <w:t xml:space="preserve">.2.6 </w:t>
       </w:r>
       <w:r>
         <w:t>环节状态表</w:t>
@@ -17342,11 +17401,7 @@
         <w:t xml:space="preserve">(student_no, stage) </w:t>
       </w:r>
       <w:r>
-        <w:t>为唯一键。环节间存在严格先</w:t>
-      </w:r>
-      <w:r>
-        <w:lastRenderedPageBreak/>
-        <w:t>后次序，仅当</w:t>
+        <w:t>为唯一键。环节间存在严格先后次序，仅当</w:t>
       </w:r>
       <w:r>
         <w:t>"</w:t>
@@ -17471,7 +17526,14 @@
         <w:spacing w:after="200"/>
       </w:pPr>
       <w:r>
-        <w:t xml:space="preserve">5.2.7 </w:t>
+        <w:rPr>
+          <w:rFonts w:hint="eastAsia"/>
+        </w:rPr>
+        <w:lastRenderedPageBreak/>
+        <w:t>9</w:t>
+      </w:r>
+      <w:r>
+        <w:t xml:space="preserve">.2.7 </w:t>
       </w:r>
       <w:r>
         <w:t>系统辅助表</w:t>
@@ -17957,7 +18019,13 @@
         <w:spacing w:after="200"/>
       </w:pPr>
       <w:r>
-        <w:t xml:space="preserve">5.2.8 </w:t>
+        <w:rPr>
+          <w:rFonts w:hint="eastAsia"/>
+        </w:rPr>
+        <w:t>9</w:t>
+      </w:r>
+      <w:r>
+        <w:t xml:space="preserve">.2.8 </w:t>
       </w:r>
       <w:r>
         <w:t>状态字段汇总</w:t>
@@ -18514,11 +18582,7 @@
           </w:tcPr>
           <w:p>
             <w:r>
-              <w:t>评价记录状</w:t>
-            </w:r>
-            <w:r>
-              <w:lastRenderedPageBreak/>
-              <w:t>态</w:t>
+              <w:t>评价记录状态</w:t>
             </w:r>
           </w:p>
         </w:tc>
@@ -18528,7 +18592,6 @@
           </w:tcPr>
           <w:p>
             <w:r>
-              <w:lastRenderedPageBreak/>
               <w:t>t_score_record</w:t>
             </w:r>
           </w:p>
@@ -18638,6 +18701,7 @@
         <w:spacing w:after="120"/>
       </w:pPr>
       <w:r>
+        <w:lastRenderedPageBreak/>
         <w:t>各状态流转规则如下：</w:t>
       </w:r>
     </w:p>
@@ -19256,6 +19320,46 @@
       </w:r>
       <w:r>
         <w:t>答辩可启动。</w:t>
+      </w:r>
+    </w:p>
+    <w:p>
+      <w:pPr>
+        <w:spacing w:after="200"/>
+      </w:pPr>
+      <w:r>
+        <w:t xml:space="preserve"> </w:t>
+      </w:r>
+    </w:p>
+    <w:p>
+      <w:pPr>
+        <w:pStyle w:val="3"/>
+        <w:spacing w:after="200"/>
+      </w:pPr>
+      <w:r>
+        <w:rPr>
+          <w:rFonts w:hint="eastAsia"/>
+        </w:rPr>
+        <w:t>9</w:t>
+      </w:r>
+      <w:r>
+        <w:t xml:space="preserve">.3 </w:t>
+      </w:r>
+      <w:r>
+        <w:t>数据结构与程序的关系</w:t>
+      </w:r>
+    </w:p>
+    <w:p>
+      <w:pPr>
+        <w:spacing w:after="120"/>
+      </w:pPr>
+      <w:r>
+        <w:t>本系统进行用户身份验证时，首先通过登录界面获得用户输入的用户账号和密码，程序通过持久层框架访问数据库的用户表（</w:t>
+      </w:r>
+      <w:r>
+        <w:t>t_admin/t_teacher/t_student</w:t>
+      </w:r>
+      <w:r>
+        <w:t>），若不匹配，返回结果到登录窗口，提示错误，相反登录成功。</w:t>
       </w:r>
     </w:p>
     <w:p>
@@ -19269,14 +19373,100 @@
     </w:p>
     <w:p>
       <w:pPr>
-        <w:pStyle w:val="3"/>
+        <w:spacing w:after="120"/>
+      </w:pPr>
+      <w:r>
+        <w:t>成绩录入时，程序根据当前登录用户的工号及分组关系，自动筛选出本组（或自己指导</w:t>
+      </w:r>
+      <w:r>
+        <w:t>/</w:t>
+      </w:r>
+      <w:r>
+        <w:t>评阅）的学生名单，先查询</w:t>
+      </w:r>
+      <w:r>
+        <w:t xml:space="preserve"> t_stage_status </w:t>
+      </w:r>
+      <w:r>
+        <w:t>表确认对应环节处于</w:t>
+      </w:r>
+      <w:r>
+        <w:t>"</w:t>
+      </w:r>
+      <w:r>
+        <w:t>进行中</w:t>
+      </w:r>
+      <w:r>
+        <w:t>"</w:t>
+      </w:r>
+      <w:r>
+        <w:t>状态（否则拒绝录入），再向</w:t>
+      </w:r>
+      <w:r>
+        <w:t xml:space="preserve"> t_score_record </w:t>
+      </w:r>
+      <w:r>
+        <w:t>表插入对应</w:t>
+      </w:r>
+      <w:r>
+        <w:t xml:space="preserve"> item_type </w:t>
+      </w:r>
+      <w:r>
+        <w:t>的记录，同时向</w:t>
+      </w:r>
+      <w:r>
+        <w:t xml:space="preserve"> t_operation_log </w:t>
+      </w:r>
+      <w:proofErr w:type="gramStart"/>
+      <w:r>
+        <w:t>表记录</w:t>
+      </w:r>
+      <w:proofErr w:type="gramEnd"/>
+      <w:r>
+        <w:t>操作日志。环节所有成绩录入完成后，由组长</w:t>
+      </w:r>
+      <w:proofErr w:type="gramStart"/>
+      <w:r>
+        <w:t>或超管将</w:t>
+      </w:r>
+      <w:proofErr w:type="gramEnd"/>
+      <w:r>
+        <w:t xml:space="preserve"> t_stage_status </w:t>
+      </w:r>
+      <w:r>
+        <w:t>中该环节状态置为</w:t>
+      </w:r>
+      <w:r>
+        <w:t>"</w:t>
+      </w:r>
+      <w:r>
+        <w:t>已完成</w:t>
+      </w:r>
+      <w:r>
+        <w:t>"</w:t>
+      </w:r>
+      <w:r>
+        <w:t>，下一环节方可进入</w:t>
+      </w:r>
+      <w:r>
+        <w:t>"</w:t>
+      </w:r>
+      <w:r>
+        <w:t>进行中</w:t>
+      </w:r>
+      <w:r>
+        <w:t>"</w:t>
+      </w:r>
+      <w:r>
+        <w:t>。</w:t>
+      </w:r>
+    </w:p>
+    <w:p>
+      <w:pPr>
         <w:spacing w:after="200"/>
       </w:pPr>
       <w:r>
-        <w:t xml:space="preserve">5.3 </w:t>
-      </w:r>
-      <w:r>
-        <w:t>数据结构与程序的关系</w:t>
+        <w:t xml:space="preserve"> </w:t>
       </w:r>
     </w:p>
     <w:p>
@@ -19284,187 +19474,66 @@
         <w:spacing w:after="120"/>
       </w:pPr>
       <w:r>
-        <w:t>本系统进行用户身份验证时，首先通过登录界面获得用户输入的用户账号和密码，程序通过持久层框架访问数据库的用户表（</w:t>
-      </w:r>
-      <w:r>
-        <w:t>t_admin/t_teacher/t_student</w:t>
-      </w:r>
-      <w:r>
-        <w:t>），若不匹配，返回结果到登录窗口，提示错误，相反登录成功。</w:t>
+        <w:t>评价手册导出时，程序根据学号依次查询</w:t>
+      </w:r>
+      <w:r>
+        <w:t xml:space="preserve"> t_document</w:t>
+      </w:r>
+      <w:r>
+        <w:t>（任务书、指导书）和</w:t>
+      </w:r>
+      <w:r>
+        <w:t xml:space="preserve"> t_score_record</w:t>
+      </w:r>
+      <w:r>
+        <w:t>（按</w:t>
+      </w:r>
+      <w:r>
+        <w:t xml:space="preserve"> item_type </w:t>
+      </w:r>
+      <w:r>
+        <w:t>区分开题成绩、外文翻译、中期检查、指导评语、评阅评语、答辩记录、答辩成绩、委员会评定）两张表的数据，通过</w:t>
+      </w:r>
+      <w:r>
+        <w:t xml:space="preserve"> FreeMarker </w:t>
+      </w:r>
+      <w:r>
+        <w:t>模板渲染生成</w:t>
+      </w:r>
+      <w:r>
+        <w:t>"</w:t>
+      </w:r>
+      <w:r>
+        <w:t>学生姓名</w:t>
+      </w:r>
+      <w:r>
+        <w:t>.docx"</w:t>
+      </w:r>
+      <w:r>
+        <w:t>。</w:t>
       </w:r>
     </w:p>
     <w:p>
       <w:pPr>
         <w:spacing w:after="200"/>
-      </w:pPr>
-      <w:r>
-        <w:t xml:space="preserve"> </w:t>
-      </w:r>
-    </w:p>
-    <w:p>
-      <w:pPr>
-        <w:spacing w:after="120"/>
-      </w:pPr>
-      <w:r>
-        <w:t>成绩录入时，程序根据当前登录用户的工号及分组关系，自动筛选出本组（或自己指导</w:t>
-      </w:r>
-      <w:r>
-        <w:t>/</w:t>
-      </w:r>
-      <w:r>
-        <w:t>评阅）的学生名单，先查询</w:t>
-      </w:r>
-      <w:r>
-        <w:t xml:space="preserve"> t_stage_status </w:t>
-      </w:r>
-      <w:r>
-        <w:t>表确认对应环节处于</w:t>
-      </w:r>
-      <w:r>
-        <w:t>"</w:t>
-      </w:r>
-      <w:r>
-        <w:t>进行中</w:t>
-      </w:r>
-      <w:r>
-        <w:t>"</w:t>
-      </w:r>
-      <w:r>
-        <w:t>状态（否则拒绝录入），再向</w:t>
-      </w:r>
-      <w:r>
-        <w:t xml:space="preserve"> t_score_record </w:t>
-      </w:r>
-      <w:r>
-        <w:t>表插入对应</w:t>
-      </w:r>
-      <w:r>
-        <w:t xml:space="preserve"> item_type </w:t>
-      </w:r>
-      <w:r>
-        <w:t>的记录，同时向</w:t>
-      </w:r>
-      <w:r>
-        <w:t xml:space="preserve"> t_operation_log </w:t>
-      </w:r>
-      <w:proofErr w:type="gramStart"/>
-      <w:r>
-        <w:t>表记录</w:t>
-      </w:r>
-      <w:proofErr w:type="gramEnd"/>
-      <w:r>
-        <w:t>操作日志。环节所有成绩录入完成后，由组长</w:t>
-      </w:r>
-      <w:proofErr w:type="gramStart"/>
-      <w:r>
-        <w:t>或超管将</w:t>
-      </w:r>
-      <w:proofErr w:type="gramEnd"/>
-      <w:r>
-        <w:t xml:space="preserve"> t_stage_status </w:t>
-      </w:r>
-      <w:r>
-        <w:t>中该环节状态置为</w:t>
-      </w:r>
-      <w:r>
-        <w:t>"</w:t>
-      </w:r>
-      <w:r>
-        <w:t>已完成</w:t>
-      </w:r>
-      <w:r>
-        <w:t>"</w:t>
-      </w:r>
-      <w:r>
-        <w:t>，下一环节方可进入</w:t>
-      </w:r>
-      <w:r>
-        <w:t>"</w:t>
-      </w:r>
-      <w:r>
-        <w:t>进行中</w:t>
-      </w:r>
-      <w:r>
-        <w:t>"</w:t>
-      </w:r>
-      <w:r>
-        <w:t>。</w:t>
-      </w:r>
-    </w:p>
-    <w:p>
-      <w:pPr>
-        <w:spacing w:after="200"/>
-      </w:pPr>
-      <w:r>
-        <w:t xml:space="preserve"> </w:t>
-      </w:r>
-    </w:p>
-    <w:p>
-      <w:pPr>
-        <w:spacing w:after="120"/>
-      </w:pPr>
-      <w:r>
-        <w:t>评价手册导出时，程序根据学号依次查询</w:t>
-      </w:r>
-      <w:r>
-        <w:t xml:space="preserve"> t_document</w:t>
-      </w:r>
-      <w:r>
-        <w:t>（任务书、指导书）和</w:t>
-      </w:r>
-      <w:r>
-        <w:t xml:space="preserve"> t_score_record</w:t>
-      </w:r>
-      <w:r>
-        <w:t>（按</w:t>
-      </w:r>
-      <w:r>
-        <w:t xml:space="preserve"> item_type </w:t>
-      </w:r>
-      <w:r>
-        <w:t>区分开题成绩、外文翻译、中期检查、指导评语、评阅评语、答辩记录、答辩成绩、委员会评定）两张表的数据，通过</w:t>
-      </w:r>
-      <w:r>
-        <w:t xml:space="preserve"> FreeMarker </w:t>
-      </w:r>
-      <w:r>
-        <w:t>模板渲染生成</w:t>
-      </w:r>
-      <w:r>
-        <w:t>"</w:t>
-      </w:r>
-      <w:r>
-        <w:t>学生姓名</w:t>
-      </w:r>
-      <w:r>
-        <w:t>.docx"</w:t>
-      </w:r>
-      <w:r>
-        <w:t>。</w:t>
-      </w:r>
-    </w:p>
-    <w:p>
-      <w:pPr>
-        <w:spacing w:after="200"/>
-      </w:pPr>
-      <w:r>
-        <w:t xml:space="preserve"> </w:t>
-      </w:r>
-    </w:p>
-    <w:p>
-      <w:pPr>
-        <w:spacing w:after="120"/>
-      </w:pPr>
-      <w:r>
-        <w:t>其他情况照此描述。</w:t>
-      </w:r>
-    </w:p>
-    <w:p>
-      <w:pPr>
-        <w:spacing w:after="200"/>
-      </w:pPr>
-      <w:r>
-        <w:t xml:space="preserve"> </w:t>
+        <w:rPr>
+          <w:rFonts w:hint="eastAsia"/>
+        </w:rPr>
+      </w:pPr>
+    </w:p>
+    <w:p>
+      <w:pPr>
+        <w:widowControl/>
+        <w:rPr>
+          <w:b/>
+          <w:bCs/>
+          <w:color w:val="000000"/>
+          <w:sz w:val="36"/>
+          <w:szCs w:val="36"/>
+        </w:rPr>
+      </w:pPr>
+      <w:r>
+        <w:br w:type="page"/>
       </w:r>
     </w:p>
     <w:p>
@@ -19473,267 +19542,80 @@
         <w:spacing w:after="200"/>
       </w:pPr>
       <w:r>
-        <w:t xml:space="preserve">6 </w:t>
-      </w:r>
-      <w:r>
-        <w:t>系统出错处理设计</w:t>
-      </w:r>
-    </w:p>
-    <w:p>
-      <w:pPr>
-        <w:pStyle w:val="3"/>
-        <w:spacing w:after="200"/>
-      </w:pPr>
-      <w:r>
-        <w:t xml:space="preserve">6.1 </w:t>
-      </w:r>
-      <w:r>
-        <w:t>出错信息</w:t>
-      </w:r>
-    </w:p>
-    <w:p>
-      <w:pPr>
-        <w:spacing w:after="120"/>
-      </w:pPr>
-      <w:r>
-        <w:t>当用户没有输入非空字段而进行数据提交时，系统提示</w:t>
-      </w:r>
-      <w:r>
-        <w:t>"××</w:t>
-      </w:r>
-      <w:r>
-        <w:t>字段数据不得为空，请重新输入再提交</w:t>
-      </w:r>
-      <w:r>
-        <w:t>"</w:t>
-      </w:r>
-      <w:r>
-        <w:t>。</w:t>
-      </w:r>
-    </w:p>
-    <w:p>
-      <w:pPr>
-        <w:spacing w:after="200"/>
-      </w:pPr>
-      <w:r>
-        <w:t xml:space="preserve"> </w:t>
-      </w:r>
-    </w:p>
-    <w:p>
-      <w:pPr>
-        <w:spacing w:after="120"/>
-      </w:pPr>
-      <w:r>
-        <w:t>当成绩输入超出</w:t>
-      </w:r>
-      <w:r>
-        <w:t xml:space="preserve"> 0</w:t>
-      </w:r>
-      <w:r>
         <w:rPr>
-          <w:strike/>
+          <w:rFonts w:hint="eastAsia"/>
         </w:rPr>
-        <w:t xml:space="preserve">100 </w:t>
+        <w:lastRenderedPageBreak/>
+        <w:t xml:space="preserve">9.4 </w:t>
       </w:r>
       <w:r>
         <w:rPr>
-          <w:strike/>
+          <w:rFonts w:hint="eastAsia"/>
         </w:rPr>
-        <w:t>范围时，系统提示</w:t>
-      </w:r>
-      <w:r>
-        <w:rPr>
-          <w:strike/>
-        </w:rPr>
-        <w:t>"</w:t>
-      </w:r>
-      <w:r>
-        <w:rPr>
-          <w:strike/>
-        </w:rPr>
-        <w:t>成绩必须在</w:t>
-      </w:r>
-      <w:r>
-        <w:rPr>
-          <w:strike/>
-        </w:rPr>
-        <w:t xml:space="preserve"> 0</w:t>
-      </w:r>
-      <w:r>
-        <w:t xml:space="preserve">100 </w:t>
-      </w:r>
-      <w:r>
-        <w:t>之间</w:t>
-      </w:r>
-      <w:r>
-        <w:t>"</w:t>
-      </w:r>
-      <w:r>
-        <w:t>。</w:t>
-      </w:r>
-    </w:p>
-    <w:p>
-      <w:pPr>
-        <w:spacing w:after="200"/>
-      </w:pPr>
-      <w:r>
-        <w:t xml:space="preserve"> </w:t>
-      </w:r>
-    </w:p>
-    <w:p>
-      <w:pPr>
-        <w:spacing w:after="120"/>
-      </w:pPr>
-      <w:r>
-        <w:t>当用户尝试访问无权限的数据时，系统提示</w:t>
-      </w:r>
-      <w:r>
-        <w:t>"</w:t>
-      </w:r>
-      <w:r>
-        <w:t>您没有权限执行此操作</w:t>
-      </w:r>
-      <w:r>
-        <w:t>"</w:t>
-      </w:r>
-      <w:r>
-        <w:t>。</w:t>
-      </w:r>
-    </w:p>
-    <w:p>
-      <w:pPr>
-        <w:spacing w:after="200"/>
-      </w:pPr>
-      <w:r>
-        <w:t xml:space="preserve"> </w:t>
-      </w:r>
-    </w:p>
-    <w:p>
-      <w:pPr>
-        <w:spacing w:after="120"/>
-      </w:pPr>
-      <w:r>
-        <w:t>当环节未完成而尝试进入下一环节时，系统提示</w:t>
-      </w:r>
-      <w:r>
-        <w:t>"</w:t>
-      </w:r>
-      <w:r>
-        <w:t>前一环节尚未完成，无法进入下一环节</w:t>
-      </w:r>
-      <w:r>
-        <w:t>"</w:t>
-      </w:r>
-      <w:r>
-        <w:t>。</w:t>
-      </w:r>
-    </w:p>
-    <w:p>
-      <w:pPr>
-        <w:spacing w:after="200"/>
-      </w:pPr>
-      <w:r>
-        <w:t xml:space="preserve"> </w:t>
-      </w:r>
-    </w:p>
-    <w:p>
-      <w:pPr>
-        <w:spacing w:after="120"/>
-      </w:pPr>
-      <w:r>
-        <w:t>其他出错处理不再一一列出。</w:t>
-      </w:r>
-    </w:p>
-    <w:p>
-      <w:pPr>
-        <w:spacing w:after="200"/>
-      </w:pPr>
-      <w:r>
-        <w:lastRenderedPageBreak/>
-        <w:t xml:space="preserve"> </w:t>
-      </w:r>
-    </w:p>
-    <w:p>
-      <w:pPr>
-        <w:pStyle w:val="3"/>
-        <w:spacing w:after="200"/>
-      </w:pPr>
-      <w:r>
-        <w:t xml:space="preserve">6.2 </w:t>
-      </w:r>
-      <w:r>
-        <w:t>补救措施</w:t>
-      </w:r>
-    </w:p>
-    <w:p>
-      <w:pPr>
-        <w:spacing w:after="120"/>
-      </w:pPr>
-      <w:r>
-        <w:t>本系统中，当用户没有输入非空字段而进行数据提交时，系统提示</w:t>
-      </w:r>
-      <w:r>
-        <w:t>××</w:t>
-      </w:r>
-      <w:r>
-        <w:t>字段数据不得为空，请重新输入再提交。此时输入界面保留刚刚输入信息的界面，而不是清空全部输入界面上的所有数据；要求用户重新输入。</w:t>
-      </w:r>
-    </w:p>
-    <w:p>
-      <w:pPr>
-        <w:spacing w:after="200"/>
-      </w:pPr>
-      <w:r>
-        <w:t xml:space="preserve"> </w:t>
-      </w:r>
-    </w:p>
-    <w:p>
-      <w:pPr>
-        <w:spacing w:after="120"/>
-      </w:pPr>
-      <w:r>
-        <w:t>本系统提供数据备份功能，方便用户对数据的备份；成绩修改日志记录修改前后的值，便于追溯和回滚。</w:t>
-      </w:r>
-    </w:p>
-    <w:p>
-      <w:pPr>
-        <w:spacing w:after="200"/>
-      </w:pPr>
-      <w:r>
-        <w:t xml:space="preserve"> </w:t>
-      </w:r>
-    </w:p>
-    <w:p>
-      <w:pPr>
-        <w:pStyle w:val="3"/>
-        <w:spacing w:after="200"/>
-      </w:pPr>
-      <w:r>
-        <w:t xml:space="preserve">6.3 </w:t>
-      </w:r>
-      <w:r>
-        <w:t>系统维护设计</w:t>
-      </w:r>
-    </w:p>
-    <w:p>
-      <w:pPr>
-        <w:spacing w:after="120"/>
-      </w:pPr>
-      <w:r>
-        <w:t>详细编写各阶段的文档资料，以利于未来版本升级及移植等二次开发。系统预留与学校教务系统对接的</w:t>
-      </w:r>
-      <w:r>
-        <w:t xml:space="preserve"> RESTful API</w:t>
-      </w:r>
-      <w:r>
-        <w:t>，便于后续集成。</w:t>
+        <w:t>类图</w:t>
       </w:r>
     </w:p>
     <w:p>
       <w:pPr>
         <w:pStyle w:val="2"/>
         <w:spacing w:after="200"/>
-      </w:pPr>
+        <w:rPr>
+          <w:rFonts w:hint="eastAsia"/>
+        </w:rPr>
+      </w:pPr>
+      <w:r>
+        <w:rPr>
+          <w:noProof/>
+        </w:rPr>
+        <w:drawing>
+          <wp:inline distT="0" distB="0" distL="0" distR="0" wp14:anchorId="539F5BE1" wp14:editId="20C1B4C2">
+            <wp:extent cx="6234926" cy="2774148"/>
+            <wp:effectExtent l="0" t="0" r="0" b="7620"/>
+            <wp:docPr id="1422949614" name="图片 1"/>
+            <wp:cNvGraphicFramePr>
+              <a:graphicFrameLocks xmlns:a="http://schemas.openxmlformats.org/drawingml/2006/main" noChangeAspect="1"/>
+            </wp:cNvGraphicFramePr>
+            <a:graphic xmlns:a="http://schemas.openxmlformats.org/drawingml/2006/main">
+              <a:graphicData uri="http://schemas.openxmlformats.org/drawingml/2006/picture">
+                <pic:pic xmlns:pic="http://schemas.openxmlformats.org/drawingml/2006/picture">
+                  <pic:nvPicPr>
+                    <pic:cNvPr id="0" name="Picture 1"/>
+                    <pic:cNvPicPr>
+                      <a:picLocks noChangeAspect="1" noChangeArrowheads="1"/>
+                    </pic:cNvPicPr>
+                  </pic:nvPicPr>
+                  <pic:blipFill>
+                    <a:blip r:embed="rId8" cstate="print">
+                      <a:extLst>
+                        <a:ext uri="{28A0092B-C50C-407E-A947-70E740481C1C}">
+                          <a14:useLocalDpi xmlns:a14="http://schemas.microsoft.com/office/drawing/2010/main" val="0"/>
+                        </a:ext>
+                      </a:extLst>
+                    </a:blip>
+                    <a:srcRect/>
+                    <a:stretch>
+                      <a:fillRect/>
+                    </a:stretch>
+                  </pic:blipFill>
+                  <pic:spPr bwMode="auto">
+                    <a:xfrm>
+                      <a:off x="0" y="0"/>
+                      <a:ext cx="6242452" cy="2777497"/>
+                    </a:xfrm>
+                    <a:prstGeom prst="rect">
+                      <a:avLst/>
+                    </a:prstGeom>
+                    <a:noFill/>
+                    <a:ln>
+                      <a:noFill/>
+                    </a:ln>
+                  </pic:spPr>
+                </pic:pic>
+              </a:graphicData>
+            </a:graphic>
+          </wp:inline>
+        </w:drawing>
+      </w:r>
     </w:p>
     <w:sectPr>
       <w:pgSz w:w="11906" w:h="16838"/>

--- a/doc/软件工程总报告.docx
+++ b/doc/软件工程总报告.docx
@@ -10630,9 +10630,6 @@
       <w:pPr>
         <w:pStyle w:val="3"/>
         <w:spacing w:after="200"/>
-        <w:rPr>
-          <w:rFonts w:hint="eastAsia"/>
-        </w:rPr>
       </w:pPr>
       <w:r>
         <w:rPr>
@@ -10650,9 +10647,6 @@
     <w:p>
       <w:pPr>
         <w:spacing w:after="120"/>
-        <w:rPr>
-          <w:rFonts w:hint="eastAsia"/>
-        </w:rPr>
       </w:pPr>
       <w:r>
         <w:t>实体间的主要关系为：</w:t>
@@ -10661,9 +10655,6 @@
     <w:p>
       <w:pPr>
         <w:spacing w:after="120"/>
-        <w:rPr>
-          <w:rFonts w:hint="eastAsia"/>
-        </w:rPr>
       </w:pPr>
       <w:r>
         <w:t>（</w:t>
@@ -10684,9 +10675,6 @@
     <w:p>
       <w:pPr>
         <w:spacing w:after="120"/>
-        <w:rPr>
-          <w:rFonts w:hint="eastAsia"/>
-        </w:rPr>
       </w:pPr>
       <w:r>
         <w:t>（</w:t>
@@ -10713,9 +10701,6 @@
     <w:p>
       <w:pPr>
         <w:spacing w:after="120"/>
-        <w:rPr>
-          <w:rFonts w:hint="eastAsia"/>
-        </w:rPr>
       </w:pPr>
       <w:r>
         <w:t>（</w:t>
@@ -10754,9 +10739,6 @@
     <w:p>
       <w:pPr>
         <w:spacing w:after="120"/>
-        <w:rPr>
-          <w:rFonts w:hint="eastAsia"/>
-        </w:rPr>
       </w:pPr>
       <w:r>
         <w:t>（</w:t>
@@ -10771,9 +10753,6 @@
     <w:p>
       <w:pPr>
         <w:spacing w:after="120"/>
-        <w:rPr>
-          <w:rFonts w:hint="eastAsia"/>
-        </w:rPr>
       </w:pPr>
       <w:r>
         <w:t>（</w:t>
@@ -10788,9 +10767,6 @@
     <w:p>
       <w:pPr>
         <w:spacing w:after="120"/>
-        <w:rPr>
-          <w:rFonts w:hint="eastAsia"/>
-        </w:rPr>
       </w:pPr>
       <w:r>
         <w:t>（</w:t>
@@ -10810,9 +10786,18 @@
     </w:p>
     <w:p>
       <w:pPr>
+        <w:widowControl/>
+      </w:pPr>
+      <w:r>
+        <w:br w:type="page"/>
+      </w:r>
+    </w:p>
+    <w:p>
+      <w:pPr>
         <w:spacing w:after="200"/>
       </w:pPr>
       <w:r>
+        <w:lastRenderedPageBreak/>
         <w:t>E</w:t>
       </w:r>
       <w:r>
@@ -10831,15 +10816,11 @@
     <w:p>
       <w:pPr>
         <w:spacing w:after="200"/>
-        <w:rPr>
-          <w:rFonts w:hint="eastAsia"/>
-        </w:rPr>
       </w:pPr>
       <w:r>
         <w:rPr>
           <w:noProof/>
         </w:rPr>
-        <w:lastRenderedPageBreak/>
         <w:drawing>
           <wp:inline distT="0" distB="0" distL="0" distR="0" wp14:anchorId="25D16F8F" wp14:editId="52AFD7C0">
             <wp:extent cx="4364094" cy="5238750"/>
@@ -10982,6 +10963,21 @@
     </w:p>
     <w:p>
       <w:pPr>
+        <w:widowControl/>
+        <w:rPr>
+          <w:b/>
+          <w:bCs/>
+          <w:color w:val="000000"/>
+          <w:sz w:val="28"/>
+          <w:szCs w:val="28"/>
+        </w:rPr>
+      </w:pPr>
+      <w:r>
+        <w:br w:type="page"/>
+      </w:r>
+    </w:p>
+    <w:p>
+      <w:pPr>
         <w:pStyle w:val="4"/>
         <w:spacing w:after="200"/>
       </w:pPr>
@@ -10989,6 +10985,7 @@
         <w:rPr>
           <w:rFonts w:hint="eastAsia"/>
         </w:rPr>
+        <w:lastRenderedPageBreak/>
         <w:t>9</w:t>
       </w:r>
       <w:r>
@@ -11043,7 +11040,6 @@
         <w:spacing w:after="200"/>
       </w:pPr>
       <w:r>
-        <w:lastRenderedPageBreak/>
         <w:t xml:space="preserve"> </w:t>
       </w:r>
     </w:p>
@@ -12330,6 +12326,7 @@
           </w:tcPr>
           <w:p>
             <w:r>
+              <w:lastRenderedPageBreak/>
               <w:t>major</w:t>
             </w:r>
           </w:p>
@@ -12434,7 +12431,6 @@
           </w:tcPr>
           <w:p>
             <w:r>
-              <w:lastRenderedPageBreak/>
               <w:t>student_group_id</w:t>
             </w:r>
           </w:p>
@@ -13216,13 +13212,30 @@
     </w:p>
     <w:p>
       <w:pPr>
-        <w:spacing w:after="120"/>
-      </w:pPr>
-      <w:r>
+        <w:widowControl/>
         <w:rPr>
           <w:b/>
           <w:bCs/>
         </w:rPr>
+      </w:pPr>
+      <w:r>
+        <w:rPr>
+          <w:b/>
+          <w:bCs/>
+        </w:rPr>
+        <w:br w:type="page"/>
+      </w:r>
+    </w:p>
+    <w:p>
+      <w:pPr>
+        <w:spacing w:after="120"/>
+      </w:pPr>
+      <w:r>
+        <w:rPr>
+          <w:b/>
+          <w:bCs/>
+        </w:rPr>
+        <w:lastRenderedPageBreak/>
         <w:t>（</w:t>
       </w:r>
       <w:r>
@@ -13487,7 +13500,6 @@
           </w:tcPr>
           <w:p>
             <w:r>
-              <w:lastRenderedPageBreak/>
               <w:t>teacher_group_id</w:t>
             </w:r>
           </w:p>
@@ -14081,6 +14093,21 @@
     </w:p>
     <w:p>
       <w:pPr>
+        <w:widowControl/>
+        <w:rPr>
+          <w:b/>
+          <w:bCs/>
+          <w:color w:val="000000"/>
+          <w:sz w:val="28"/>
+          <w:szCs w:val="28"/>
+        </w:rPr>
+      </w:pPr>
+      <w:r>
+        <w:br w:type="page"/>
+      </w:r>
+    </w:p>
+    <w:p>
+      <w:pPr>
         <w:pStyle w:val="4"/>
         <w:spacing w:after="200"/>
       </w:pPr>
@@ -14088,6 +14115,7 @@
         <w:rPr>
           <w:rFonts w:hint="eastAsia"/>
         </w:rPr>
+        <w:lastRenderedPageBreak/>
         <w:t>9</w:t>
       </w:r>
       <w:r>
@@ -14520,11 +14548,7 @@
               <w:t>A.</w:t>
             </w:r>
             <w:r>
-              <w:t>工</w:t>
-            </w:r>
-            <w:r>
-              <w:lastRenderedPageBreak/>
-              <w:t>程设计</w:t>
+              <w:t>工程设计</w:t>
             </w:r>
             <w:r>
               <w:t xml:space="preserve"> B.</w:t>
@@ -14554,7 +14578,6 @@
           </w:tcPr>
           <w:p>
             <w:r>
-              <w:lastRenderedPageBreak/>
               <w:t>subject_type</w:t>
             </w:r>
           </w:p>
@@ -15160,6 +15183,7 @@
         <w:rPr>
           <w:rFonts w:hint="eastAsia"/>
         </w:rPr>
+        <w:lastRenderedPageBreak/>
         <w:t>9</w:t>
       </w:r>
       <w:r>
@@ -15533,7 +15557,6 @@
               <w:t>各分项得分以逗号分隔，如</w:t>
             </w:r>
             <w:r>
-              <w:lastRenderedPageBreak/>
               <w:t>"4,3,4"</w:t>
             </w:r>
             <w:r>
@@ -15549,7 +15572,6 @@
           </w:tcPr>
           <w:p>
             <w:r>
-              <w:lastRenderedPageBreak/>
               <w:t>score</w:t>
             </w:r>
           </w:p>
@@ -16241,6 +16263,7 @@
           </w:tcPr>
           <w:p>
             <w:r>
+              <w:lastRenderedPageBreak/>
               <w:t>中期检查</w:t>
             </w:r>
           </w:p>
@@ -16469,7 +16492,6 @@
           </w:tcPr>
           <w:p>
             <w:r>
-              <w:lastRenderedPageBreak/>
               <w:t>答辩记录</w:t>
             </w:r>
           </w:p>
@@ -17196,6 +17218,7 @@
           </w:tcPr>
           <w:p>
             <w:r>
+              <w:lastRenderedPageBreak/>
               <w:t>status</w:t>
             </w:r>
           </w:p>
@@ -17529,7 +17552,6 @@
         <w:rPr>
           <w:rFonts w:hint="eastAsia"/>
         </w:rPr>
-        <w:lastRenderedPageBreak/>
         <w:t>9</w:t>
       </w:r>
       <w:r>
@@ -18313,7 +18335,11 @@
           </w:tcPr>
           <w:p>
             <w:r>
-              <w:t>教师分组状态</w:t>
+              <w:t>教师分组状</w:t>
+            </w:r>
+            <w:r>
+              <w:lastRenderedPageBreak/>
+              <w:t>态</w:t>
             </w:r>
           </w:p>
         </w:tc>
@@ -18323,6 +18349,7 @@
           </w:tcPr>
           <w:p>
             <w:r>
+              <w:lastRenderedPageBreak/>
               <w:t>t_teacher_group</w:t>
             </w:r>
           </w:p>
@@ -18701,426 +18728,426 @@
         <w:spacing w:after="120"/>
       </w:pPr>
       <w:r>
+        <w:t>各状态流转规则如下：</w:t>
+      </w:r>
+    </w:p>
+    <w:p>
+      <w:pPr>
+        <w:spacing w:after="200"/>
+      </w:pPr>
+      <w:r>
+        <w:t xml:space="preserve"> </w:t>
+      </w:r>
+    </w:p>
+    <w:p>
+      <w:pPr>
+        <w:spacing w:after="120"/>
+      </w:pPr>
+      <w:r>
+        <w:t>（</w:t>
+      </w:r>
+      <w:r>
+        <w:t>1</w:t>
+      </w:r>
+      <w:r>
+        <w:t>）账号状态：默认启用，</w:t>
+      </w:r>
+      <w:proofErr w:type="gramStart"/>
+      <w:r>
+        <w:t>超管可</w:t>
+      </w:r>
+      <w:proofErr w:type="gramEnd"/>
+      <w:r>
+        <w:t>禁用异常账号，禁用后无法登录但数据保留，可重新启用。</w:t>
+      </w:r>
+    </w:p>
+    <w:p>
+      <w:pPr>
+        <w:spacing w:after="200"/>
+      </w:pPr>
+      <w:r>
+        <w:t xml:space="preserve"> </w:t>
+      </w:r>
+    </w:p>
+    <w:p>
+      <w:pPr>
+        <w:spacing w:after="120"/>
+      </w:pPr>
+      <w:r>
+        <w:t>（</w:t>
+      </w:r>
+      <w:r>
+        <w:t>2</w:t>
+      </w:r>
+      <w:r>
+        <w:t>）学生整体进度：新增学生默认</w:t>
+      </w:r>
+      <w:r>
+        <w:t>"</w:t>
+      </w:r>
+      <w:r>
+        <w:t>待分配</w:t>
+      </w:r>
+      <w:r>
+        <w:t>"</w:t>
+      </w:r>
+      <w:r>
+        <w:t>；分配指导教师后自动变为</w:t>
+      </w:r>
+      <w:r>
+        <w:t>"</w:t>
+      </w:r>
+      <w:r>
+        <w:t>进行中</w:t>
+      </w:r>
+      <w:r>
+        <w:t>"</w:t>
+      </w:r>
+      <w:r>
+        <w:t>；所有成绩录入完毕后</w:t>
+      </w:r>
+      <w:proofErr w:type="gramStart"/>
+      <w:r>
+        <w:t>由超管标记</w:t>
+      </w:r>
+      <w:proofErr w:type="gramEnd"/>
+      <w:r>
+        <w:t>为</w:t>
+      </w:r>
+      <w:r>
+        <w:t>"</w:t>
+      </w:r>
+      <w:r>
+        <w:t>待答辩</w:t>
+      </w:r>
+      <w:r>
+        <w:t>"</w:t>
+      </w:r>
+      <w:r>
+        <w:t>；委员会评定完成后变为</w:t>
+      </w:r>
+      <w:r>
+        <w:t>"</w:t>
+      </w:r>
+      <w:r>
+        <w:t>已完成</w:t>
+      </w:r>
+      <w:r>
+        <w:t>"</w:t>
+      </w:r>
+      <w:r>
+        <w:t>；学生放弃或延期</w:t>
+      </w:r>
+      <w:proofErr w:type="gramStart"/>
+      <w:r>
+        <w:t>由超管标记</w:t>
+      </w:r>
+      <w:proofErr w:type="gramEnd"/>
+      <w:r>
+        <w:t>为</w:t>
+      </w:r>
+      <w:r>
+        <w:t>"</w:t>
+      </w:r>
+      <w:proofErr w:type="gramStart"/>
+      <w:r>
+        <w:t>已弃做</w:t>
+      </w:r>
+      <w:proofErr w:type="gramEnd"/>
+      <w:r>
+        <w:t>"</w:t>
+      </w:r>
+      <w:r>
+        <w:t>。</w:t>
+      </w:r>
+    </w:p>
+    <w:p>
+      <w:pPr>
+        <w:spacing w:after="200"/>
+      </w:pPr>
+      <w:r>
+        <w:t xml:space="preserve"> </w:t>
+      </w:r>
+    </w:p>
+    <w:p>
+      <w:pPr>
+        <w:spacing w:after="120"/>
+      </w:pPr>
+      <w:r>
+        <w:t>（</w:t>
+      </w:r>
+      <w:r>
+        <w:t>3</w:t>
+      </w:r>
+      <w:r>
+        <w:t>）教师分组状态：创建默认</w:t>
+      </w:r>
+      <w:r>
+        <w:t>"</w:t>
+      </w:r>
+      <w:r>
+        <w:t>待启用</w:t>
+      </w:r>
+      <w:r>
+        <w:t>"</w:t>
+      </w:r>
+      <w:r>
+        <w:t>；</w:t>
+      </w:r>
+      <w:proofErr w:type="gramStart"/>
+      <w:r>
+        <w:t>超管启用</w:t>
+      </w:r>
+      <w:proofErr w:type="gramEnd"/>
+      <w:r>
+        <w:t>后变为</w:t>
+      </w:r>
+      <w:r>
+        <w:t>"</w:t>
+      </w:r>
+      <w:r>
+        <w:t>已启用</w:t>
+      </w:r>
+      <w:r>
+        <w:t>"</w:t>
+      </w:r>
+      <w:r>
+        <w:t>方可设定环节对应关系；毕业设计周期结束后可停用。</w:t>
+      </w:r>
+    </w:p>
+    <w:p>
+      <w:pPr>
+        <w:spacing w:after="200"/>
+      </w:pPr>
+      <w:r>
+        <w:t xml:space="preserve"> </w:t>
+      </w:r>
+    </w:p>
+    <w:p>
+      <w:pPr>
+        <w:spacing w:after="120"/>
+      </w:pPr>
+      <w:r>
+        <w:t>（</w:t>
+      </w:r>
+      <w:r>
+        <w:t>4</w:t>
+      </w:r>
+      <w:r>
+        <w:t>）师生关系状态：默认</w:t>
+      </w:r>
+      <w:r>
+        <w:t>"</w:t>
+      </w:r>
+      <w:r>
+        <w:t>生效</w:t>
+      </w:r>
+      <w:r>
+        <w:t>"</w:t>
+      </w:r>
+      <w:r>
+        <w:t>；设计规定指导关系本周期内不再变更，仅教师离职等特殊情况</w:t>
+      </w:r>
+      <w:proofErr w:type="gramStart"/>
+      <w:r>
+        <w:t>由超管解除</w:t>
+      </w:r>
+      <w:proofErr w:type="gramEnd"/>
+      <w:r>
+        <w:t>为</w:t>
+      </w:r>
+      <w:r>
+        <w:t>"</w:t>
+      </w:r>
+      <w:r>
+        <w:t>已解除</w:t>
+      </w:r>
+      <w:r>
+        <w:t>"</w:t>
+      </w:r>
+      <w:r>
+        <w:t>，历史成绩评语保留。</w:t>
+      </w:r>
+    </w:p>
+    <w:p>
+      <w:pPr>
+        <w:spacing w:after="200"/>
+      </w:pPr>
+      <w:r>
+        <w:t xml:space="preserve"> </w:t>
+      </w:r>
+    </w:p>
+    <w:p>
+      <w:pPr>
+        <w:spacing w:after="120"/>
+      </w:pPr>
+      <w:r>
+        <w:t>（</w:t>
+      </w:r>
+      <w:r>
+        <w:t>5</w:t>
+      </w:r>
+      <w:r>
+        <w:t>）文档状态：指导教师保存默认</w:t>
+      </w:r>
+      <w:r>
+        <w:t>"</w:t>
+      </w:r>
+      <w:r>
+        <w:t>草稿</w:t>
+      </w:r>
+      <w:r>
+        <w:t>"</w:t>
+      </w:r>
+      <w:r>
+        <w:t>，学生不可见；提交后变为</w:t>
+      </w:r>
+      <w:r>
+        <w:t>"</w:t>
+      </w:r>
+      <w:r>
+        <w:t>已提交</w:t>
+      </w:r>
+      <w:r>
+        <w:t>"</w:t>
+      </w:r>
+      <w:r>
+        <w:t>，学生可查看；已提交后如需修改</w:t>
+      </w:r>
+      <w:proofErr w:type="gramStart"/>
+      <w:r>
+        <w:t>由超管退回</w:t>
+      </w:r>
+      <w:proofErr w:type="gramEnd"/>
+      <w:r>
+        <w:t>"</w:t>
+      </w:r>
+      <w:r>
+        <w:t>草稿</w:t>
+      </w:r>
+      <w:r>
+        <w:t>"</w:t>
+      </w:r>
+      <w:r>
+        <w:t>。</w:t>
+      </w:r>
+    </w:p>
+    <w:p>
+      <w:pPr>
+        <w:spacing w:after="200"/>
+      </w:pPr>
+      <w:r>
+        <w:t xml:space="preserve"> </w:t>
+      </w:r>
+    </w:p>
+    <w:p>
+      <w:pPr>
+        <w:spacing w:after="120"/>
+      </w:pPr>
+      <w:r>
+        <w:t>（</w:t>
+      </w:r>
+      <w:r>
+        <w:t>6</w:t>
+      </w:r>
+      <w:r>
+        <w:t>）课题审批状态（</w:t>
+      </w:r>
+      <w:proofErr w:type="gramStart"/>
+      <w:r>
+        <w:t>仅任务</w:t>
+      </w:r>
+      <w:proofErr w:type="gramEnd"/>
+      <w:r>
+        <w:t>书）：任务书提交后进入</w:t>
+      </w:r>
+      <w:r>
+        <w:t>"</w:t>
+      </w:r>
+      <w:proofErr w:type="gramStart"/>
+      <w:r>
+        <w:t>待系审</w:t>
+      </w:r>
+      <w:proofErr w:type="gramEnd"/>
+      <w:r>
+        <w:t>"</w:t>
+      </w:r>
+      <w:r>
+        <w:t>；系主任（</w:t>
+      </w:r>
+      <w:proofErr w:type="gramStart"/>
+      <w:r>
+        <w:t>超管代行</w:t>
+      </w:r>
+      <w:proofErr w:type="gramEnd"/>
+      <w:r>
+        <w:t>）通过后自动进入</w:t>
+      </w:r>
+      <w:r>
+        <w:t>"</w:t>
+      </w:r>
+      <w:proofErr w:type="gramStart"/>
+      <w:r>
+        <w:t>待院审</w:t>
+      </w:r>
+      <w:proofErr w:type="gramEnd"/>
+      <w:r>
+        <w:t>"</w:t>
+      </w:r>
+      <w:r>
+        <w:t>；院长（</w:t>
+      </w:r>
+      <w:proofErr w:type="gramStart"/>
+      <w:r>
+        <w:t>超管代行</w:t>
+      </w:r>
+      <w:proofErr w:type="gramEnd"/>
+      <w:r>
+        <w:t>）通过后课题正式生效为</w:t>
+      </w:r>
+      <w:r>
+        <w:t>"</w:t>
+      </w:r>
+      <w:r>
+        <w:t>院通过</w:t>
+      </w:r>
+      <w:r>
+        <w:t>"</w:t>
+      </w:r>
+      <w:r>
+        <w:t>；任</w:t>
+      </w:r>
+      <w:proofErr w:type="gramStart"/>
+      <w:r>
+        <w:t>一</w:t>
+      </w:r>
+      <w:proofErr w:type="gramEnd"/>
+      <w:r>
+        <w:t>环节驳回</w:t>
+      </w:r>
+      <w:proofErr w:type="gramStart"/>
+      <w:r>
+        <w:t>需指导</w:t>
+      </w:r>
+      <w:proofErr w:type="gramEnd"/>
+      <w:r>
+        <w:t>教师修改后重新提交。</w:t>
+      </w:r>
+    </w:p>
+    <w:p>
+      <w:pPr>
+        <w:spacing w:after="200"/>
+      </w:pPr>
+      <w:r>
+        <w:t xml:space="preserve"> </w:t>
+      </w:r>
+    </w:p>
+    <w:p>
+      <w:pPr>
+        <w:spacing w:after="120"/>
+      </w:pPr>
+      <w:r>
         <w:lastRenderedPageBreak/>
-        <w:t>各状态流转规则如下：</w:t>
-      </w:r>
-    </w:p>
-    <w:p>
-      <w:pPr>
-        <w:spacing w:after="200"/>
-      </w:pPr>
-      <w:r>
-        <w:t xml:space="preserve"> </w:t>
-      </w:r>
-    </w:p>
-    <w:p>
-      <w:pPr>
-        <w:spacing w:after="120"/>
-      </w:pPr>
-      <w:r>
-        <w:t>（</w:t>
-      </w:r>
-      <w:r>
-        <w:t>1</w:t>
-      </w:r>
-      <w:r>
-        <w:t>）账号状态：默认启用，</w:t>
-      </w:r>
-      <w:proofErr w:type="gramStart"/>
-      <w:r>
-        <w:t>超管可</w:t>
-      </w:r>
-      <w:proofErr w:type="gramEnd"/>
-      <w:r>
-        <w:t>禁用异常账号，禁用后无法登录但数据保留，可重新启用。</w:t>
-      </w:r>
-    </w:p>
-    <w:p>
-      <w:pPr>
-        <w:spacing w:after="200"/>
-      </w:pPr>
-      <w:r>
-        <w:t xml:space="preserve"> </w:t>
-      </w:r>
-    </w:p>
-    <w:p>
-      <w:pPr>
-        <w:spacing w:after="120"/>
-      </w:pPr>
-      <w:r>
-        <w:t>（</w:t>
-      </w:r>
-      <w:r>
-        <w:t>2</w:t>
-      </w:r>
-      <w:r>
-        <w:t>）学生整体进度：新增学生默认</w:t>
-      </w:r>
-      <w:r>
-        <w:t>"</w:t>
-      </w:r>
-      <w:r>
-        <w:t>待分配</w:t>
-      </w:r>
-      <w:r>
-        <w:t>"</w:t>
-      </w:r>
-      <w:r>
-        <w:t>；分配指导教师后自动变为</w:t>
-      </w:r>
-      <w:r>
-        <w:t>"</w:t>
-      </w:r>
-      <w:r>
-        <w:t>进行中</w:t>
-      </w:r>
-      <w:r>
-        <w:t>"</w:t>
-      </w:r>
-      <w:r>
-        <w:t>；所有成绩录入完毕后</w:t>
-      </w:r>
-      <w:proofErr w:type="gramStart"/>
-      <w:r>
-        <w:t>由超管标记</w:t>
-      </w:r>
-      <w:proofErr w:type="gramEnd"/>
-      <w:r>
-        <w:t>为</w:t>
-      </w:r>
-      <w:r>
-        <w:t>"</w:t>
-      </w:r>
-      <w:r>
-        <w:t>待答辩</w:t>
-      </w:r>
-      <w:r>
-        <w:t>"</w:t>
-      </w:r>
-      <w:r>
-        <w:t>；委员会评定完成后变为</w:t>
-      </w:r>
-      <w:r>
-        <w:t>"</w:t>
-      </w:r>
-      <w:r>
-        <w:t>已完成</w:t>
-      </w:r>
-      <w:r>
-        <w:t>"</w:t>
-      </w:r>
-      <w:r>
-        <w:t>；学生放弃或延期</w:t>
-      </w:r>
-      <w:proofErr w:type="gramStart"/>
-      <w:r>
-        <w:t>由超管标记</w:t>
-      </w:r>
-      <w:proofErr w:type="gramEnd"/>
-      <w:r>
-        <w:t>为</w:t>
-      </w:r>
-      <w:r>
-        <w:t>"</w:t>
-      </w:r>
-      <w:proofErr w:type="gramStart"/>
-      <w:r>
-        <w:t>已弃做</w:t>
-      </w:r>
-      <w:proofErr w:type="gramEnd"/>
-      <w:r>
-        <w:t>"</w:t>
-      </w:r>
-      <w:r>
-        <w:t>。</w:t>
-      </w:r>
-    </w:p>
-    <w:p>
-      <w:pPr>
-        <w:spacing w:after="200"/>
-      </w:pPr>
-      <w:r>
-        <w:t xml:space="preserve"> </w:t>
-      </w:r>
-    </w:p>
-    <w:p>
-      <w:pPr>
-        <w:spacing w:after="120"/>
-      </w:pPr>
-      <w:r>
-        <w:t>（</w:t>
-      </w:r>
-      <w:r>
-        <w:t>3</w:t>
-      </w:r>
-      <w:r>
-        <w:t>）教师分组状态：创建默认</w:t>
-      </w:r>
-      <w:r>
-        <w:t>"</w:t>
-      </w:r>
-      <w:r>
-        <w:t>待启用</w:t>
-      </w:r>
-      <w:r>
-        <w:t>"</w:t>
-      </w:r>
-      <w:r>
-        <w:t>；</w:t>
-      </w:r>
-      <w:proofErr w:type="gramStart"/>
-      <w:r>
-        <w:t>超管启用</w:t>
-      </w:r>
-      <w:proofErr w:type="gramEnd"/>
-      <w:r>
-        <w:t>后变为</w:t>
-      </w:r>
-      <w:r>
-        <w:t>"</w:t>
-      </w:r>
-      <w:r>
-        <w:t>已启用</w:t>
-      </w:r>
-      <w:r>
-        <w:t>"</w:t>
-      </w:r>
-      <w:r>
-        <w:t>方可设定环节对应关系；毕业设计周期结束后可停用。</w:t>
-      </w:r>
-    </w:p>
-    <w:p>
-      <w:pPr>
-        <w:spacing w:after="200"/>
-      </w:pPr>
-      <w:r>
-        <w:t xml:space="preserve"> </w:t>
-      </w:r>
-    </w:p>
-    <w:p>
-      <w:pPr>
-        <w:spacing w:after="120"/>
-      </w:pPr>
-      <w:r>
-        <w:t>（</w:t>
-      </w:r>
-      <w:r>
-        <w:t>4</w:t>
-      </w:r>
-      <w:r>
-        <w:t>）师生关系状态：默认</w:t>
-      </w:r>
-      <w:r>
-        <w:t>"</w:t>
-      </w:r>
-      <w:r>
-        <w:t>生效</w:t>
-      </w:r>
-      <w:r>
-        <w:t>"</w:t>
-      </w:r>
-      <w:r>
-        <w:t>；设计规定指导关系本周期内不再变更，仅教师离职等特殊情况</w:t>
-      </w:r>
-      <w:proofErr w:type="gramStart"/>
-      <w:r>
-        <w:t>由超管解除</w:t>
-      </w:r>
-      <w:proofErr w:type="gramEnd"/>
-      <w:r>
-        <w:t>为</w:t>
-      </w:r>
-      <w:r>
-        <w:t>"</w:t>
-      </w:r>
-      <w:r>
-        <w:t>已解除</w:t>
-      </w:r>
-      <w:r>
-        <w:t>"</w:t>
-      </w:r>
-      <w:r>
-        <w:t>，历史成绩评语保留。</w:t>
-      </w:r>
-    </w:p>
-    <w:p>
-      <w:pPr>
-        <w:spacing w:after="200"/>
-      </w:pPr>
-      <w:r>
-        <w:t xml:space="preserve"> </w:t>
-      </w:r>
-    </w:p>
-    <w:p>
-      <w:pPr>
-        <w:spacing w:after="120"/>
-      </w:pPr>
-      <w:r>
-        <w:t>（</w:t>
-      </w:r>
-      <w:r>
-        <w:t>5</w:t>
-      </w:r>
-      <w:r>
-        <w:t>）文档状态：指导教师保存默认</w:t>
-      </w:r>
-      <w:r>
-        <w:t>"</w:t>
-      </w:r>
-      <w:r>
-        <w:t>草稿</w:t>
-      </w:r>
-      <w:r>
-        <w:t>"</w:t>
-      </w:r>
-      <w:r>
-        <w:t>，学生不可见；提交后变为</w:t>
-      </w:r>
-      <w:r>
-        <w:t>"</w:t>
-      </w:r>
-      <w:r>
-        <w:t>已提交</w:t>
-      </w:r>
-      <w:r>
-        <w:t>"</w:t>
-      </w:r>
-      <w:r>
-        <w:t>，学生可查看；已提交后如需修改</w:t>
-      </w:r>
-      <w:proofErr w:type="gramStart"/>
-      <w:r>
-        <w:t>由超管退回</w:t>
-      </w:r>
-      <w:proofErr w:type="gramEnd"/>
-      <w:r>
-        <w:t>"</w:t>
-      </w:r>
-      <w:r>
-        <w:t>草稿</w:t>
-      </w:r>
-      <w:r>
-        <w:t>"</w:t>
-      </w:r>
-      <w:r>
-        <w:t>。</w:t>
-      </w:r>
-    </w:p>
-    <w:p>
-      <w:pPr>
-        <w:spacing w:after="200"/>
-      </w:pPr>
-      <w:r>
-        <w:t xml:space="preserve"> </w:t>
-      </w:r>
-    </w:p>
-    <w:p>
-      <w:pPr>
-        <w:spacing w:after="120"/>
-      </w:pPr>
-      <w:r>
-        <w:t>（</w:t>
-      </w:r>
-      <w:r>
-        <w:t>6</w:t>
-      </w:r>
-      <w:r>
-        <w:t>）课题审批状态（</w:t>
-      </w:r>
-      <w:proofErr w:type="gramStart"/>
-      <w:r>
-        <w:t>仅任务</w:t>
-      </w:r>
-      <w:proofErr w:type="gramEnd"/>
-      <w:r>
-        <w:t>书）：任务书提交后进入</w:t>
-      </w:r>
-      <w:r>
-        <w:t>"</w:t>
-      </w:r>
-      <w:proofErr w:type="gramStart"/>
-      <w:r>
-        <w:t>待系审</w:t>
-      </w:r>
-      <w:proofErr w:type="gramEnd"/>
-      <w:r>
-        <w:t>"</w:t>
-      </w:r>
-      <w:r>
-        <w:t>；系主任（</w:t>
-      </w:r>
-      <w:proofErr w:type="gramStart"/>
-      <w:r>
-        <w:t>超管代行</w:t>
-      </w:r>
-      <w:proofErr w:type="gramEnd"/>
-      <w:r>
-        <w:t>）通过后自动进入</w:t>
-      </w:r>
-      <w:r>
-        <w:t>"</w:t>
-      </w:r>
-      <w:proofErr w:type="gramStart"/>
-      <w:r>
-        <w:t>待院审</w:t>
-      </w:r>
-      <w:proofErr w:type="gramEnd"/>
-      <w:r>
-        <w:t>"</w:t>
-      </w:r>
-      <w:r>
-        <w:t>；院长（</w:t>
-      </w:r>
-      <w:proofErr w:type="gramStart"/>
-      <w:r>
-        <w:t>超管代行</w:t>
-      </w:r>
-      <w:proofErr w:type="gramEnd"/>
-      <w:r>
-        <w:t>）通过后课题正式生效为</w:t>
-      </w:r>
-      <w:r>
-        <w:t>"</w:t>
-      </w:r>
-      <w:r>
-        <w:t>院通过</w:t>
-      </w:r>
-      <w:r>
-        <w:t>"</w:t>
-      </w:r>
-      <w:r>
-        <w:t>；任</w:t>
-      </w:r>
-      <w:proofErr w:type="gramStart"/>
-      <w:r>
-        <w:t>一</w:t>
-      </w:r>
-      <w:proofErr w:type="gramEnd"/>
-      <w:r>
-        <w:t>环节驳回</w:t>
-      </w:r>
-      <w:proofErr w:type="gramStart"/>
-      <w:r>
-        <w:t>需指导</w:t>
-      </w:r>
-      <w:proofErr w:type="gramEnd"/>
-      <w:r>
-        <w:t>教师修改后重新提交。</w:t>
-      </w:r>
-    </w:p>
-    <w:p>
-      <w:pPr>
-        <w:spacing w:after="200"/>
-      </w:pPr>
-      <w:r>
-        <w:t xml:space="preserve"> </w:t>
-      </w:r>
-    </w:p>
-    <w:p>
-      <w:pPr>
-        <w:spacing w:after="120"/>
-      </w:pPr>
-      <w:r>
         <w:t>（</w:t>
       </w:r>
       <w:r>
@@ -19367,7 +19394,6 @@
         <w:spacing w:after="200"/>
       </w:pPr>
       <w:r>
-        <w:lastRenderedPageBreak/>
         <w:t xml:space="preserve"> </w:t>
       </w:r>
     </w:p>
@@ -19516,9 +19542,6 @@
     <w:p>
       <w:pPr>
         <w:spacing w:after="200"/>
-        <w:rPr>
-          <w:rFonts w:hint="eastAsia"/>
-        </w:rPr>
       </w:pPr>
     </w:p>
     <w:p>
@@ -19559,9 +19582,6 @@
       <w:pPr>
         <w:pStyle w:val="2"/>
         <w:spacing w:after="200"/>
-        <w:rPr>
-          <w:rFonts w:hint="eastAsia"/>
-        </w:rPr>
       </w:pPr>
       <w:r>
         <w:rPr>
